--- a/Nanak_Canvas/Nanak_Canvas_Part8_RU.docx
+++ b/Nanak_Canvas/Nanak_Canvas_Part8_RU.docx
@@ -2,6 +2,260 @@
 <file path=word/document.xml><?xml version="1.0" encoding="utf-8"?>
 <w:document xmlns:wpc="http://schemas.microsoft.com/office/word/2010/wordprocessingCanvas" xmlns:mo="http://schemas.microsoft.com/office/mac/office/2008/main" xmlns:mc="http://schemas.openxmlformats.org/markup-compatibility/2006" xmlns:mv="urn:schemas-microsoft-com:mac:vml" xmlns:o="urn:schemas-microsoft-com:office:office" xmlns:r="http://schemas.openxmlformats.org/officeDocument/2006/relationships" xmlns:m="http://schemas.openxmlformats.org/officeDocument/2006/math" xmlns:v="urn:schemas-microsoft-com:vml" xmlns:wp14="http://schemas.microsoft.com/office/word/2010/wordprocessingDrawing" xmlns:wp="http://schemas.openxmlformats.org/drawingml/2006/wordprocessingDrawing" xmlns:w10="urn:schemas-microsoft-com:office:word" xmlns:w="http://schemas.openxmlformats.org/wordprocessingml/2006/main" xmlns:w14="http://schemas.microsoft.com/office/word/2010/wordml" xmlns:wpg="http://schemas.microsoft.com/office/word/2010/wordprocessingGroup" xmlns:wpi="http://schemas.microsoft.com/office/word/2010/wordprocessingInk" xmlns:wne="http://schemas.microsoft.com/office/word/2006/wordml" xmlns:wps="http://schemas.microsoft.com/office/word/2010/wordprocessingShape" mc:Ignorable="w14 wp14">
   <w:body>
+    <w:p>
+      <w:pPr>
+        <w:jc w:val="center"/>
+      </w:pPr>
+      <w:r>
+        <w:rPr>
+          <w:rFonts w:ascii="Arial" w:hAnsi="Arial"/>
+          <w:b/>
+          <w:color w:val="1A1A5A"/>
+          <w:sz w:val="32"/>
+        </w:rPr>
+        <w:t>Суд — Дарга</w:t>
+      </w:r>
+    </w:p>
+    <w:p>
+      <w:pPr>
+        <w:jc w:val="center"/>
+      </w:pPr>
+      <w:r>
+        <w:rPr>
+          <w:rFonts w:ascii="Arial" w:hAnsi="Arial"/>
+          <w:color w:val="404040"/>
+          <w:sz w:val="22"/>
+        </w:rPr>
+        <w:t>Карминдер Сингх | Концепции Сикхи | Часть 8 из 12</w:t>
+      </w:r>
+    </w:p>
+    <w:p/>
+    <w:p>
+      <w:r>
+        <w:rPr>
+          <w:rFonts w:ascii="Arial" w:hAnsi="Arial"/>
+          <w:b w:val="0"/>
+          <w:color w:val="000000"/>
+          <w:sz w:val="22"/>
+        </w:rPr>
+        <w:t>На протяжении всей этой серии мы исходим из тезиса, что Портрет Сикхи Гуру Нанака был написан поверх существующего холста.</w:t>
+      </w:r>
+    </w:p>
+    <w:p>
+      <w:r>
+        <w:rPr>
+          <w:rFonts w:ascii="Arial" w:hAnsi="Arial"/>
+          <w:b w:val="0"/>
+          <w:color w:val="000000"/>
+          <w:sz w:val="22"/>
+        </w:rPr>
+        <w:t xml:space="preserve">Под словом «перекрасить» мы имеем в виду следующее: Гуру Нанак </w:t>
+      </w:r>
+      <w:r>
+        <w:rPr>
+          <w:rFonts w:ascii="Arial" w:hAnsi="Arial"/>
+          <w:b/>
+          <w:color w:val="000000"/>
+          <w:sz w:val="22"/>
+        </w:rPr>
+        <w:t>ПЕРЕОПРЕДЕЛИЛ</w:t>
+      </w:r>
+      <w:r>
+        <w:rPr>
+          <w:rFonts w:ascii="Arial" w:hAnsi="Arial"/>
+          <w:b w:val="0"/>
+          <w:color w:val="000000"/>
+          <w:sz w:val="22"/>
+        </w:rPr>
+        <w:t xml:space="preserve"> все духовные концепции этого холста — революционным образом, с духовной точки зрения.</w:t>
+      </w:r>
+    </w:p>
+    <w:p>
+      <w:r>
+        <w:rPr>
+          <w:rFonts w:ascii="Arial" w:hAnsi="Arial"/>
+          <w:b w:val="0"/>
+          <w:color w:val="000000"/>
+          <w:sz w:val="22"/>
+        </w:rPr>
+        <w:t xml:space="preserve">И если мы хотим по-настоящему понять Сикхи Гуру Нанака, нам необходимо понять </w:t>
+      </w:r>
+      <w:r>
+        <w:rPr>
+          <w:rFonts w:ascii="Arial" w:hAnsi="Arial"/>
+          <w:b/>
+          <w:color w:val="000000"/>
+          <w:sz w:val="22"/>
+        </w:rPr>
+        <w:t>НОВЫЕ</w:t>
+      </w:r>
+      <w:r>
+        <w:rPr>
+          <w:rFonts w:ascii="Arial" w:hAnsi="Arial"/>
+          <w:b w:val="0"/>
+          <w:color w:val="000000"/>
+          <w:sz w:val="22"/>
+        </w:rPr>
+        <w:t>, ПЕРЕОПРЕДЕЛЁННЫЕ значения этих концепций.</w:t>
+      </w:r>
+    </w:p>
+    <w:p>
+      <w:r>
+        <w:rPr>
+          <w:rFonts w:ascii="Arial" w:hAnsi="Arial"/>
+          <w:b w:val="0"/>
+          <w:color w:val="000000"/>
+          <w:sz w:val="22"/>
+        </w:rPr>
+        <w:t>В сегодняшнем выпуске мы рассмотрим концепцию Суда, или Дарга, как её называют.</w:t>
+      </w:r>
+    </w:p>
+    <w:p>
+      <w:r>
+        <w:rPr>
+          <w:rFonts w:ascii="Arial" w:hAnsi="Arial"/>
+          <w:b w:val="0"/>
+          <w:color w:val="000000"/>
+          <w:sz w:val="22"/>
+        </w:rPr>
+        <w:t>Начнём с Дарга в том виде, в каком его представляет четырёхтысячелетний старый холст.</w:t>
+      </w:r>
+    </w:p>
+    <w:p>
+      <w:r>
+        <w:rPr>
+          <w:rFonts w:ascii="Arial" w:hAnsi="Arial"/>
+          <w:b w:val="0"/>
+          <w:color w:val="000000"/>
+          <w:sz w:val="22"/>
+        </w:rPr>
+        <w:t>По его учению, Дарга — это Суд. Санскритский эквивалент Дарга — Дхарм Кшетра. Это место — место суда над душой после смерти.</w:t>
+      </w:r>
+    </w:p>
+    <w:p>
+      <w:r>
+        <w:rPr>
+          <w:rFonts w:ascii="Arial" w:hAnsi="Arial"/>
+          <w:b w:val="0"/>
+          <w:color w:val="000000"/>
+          <w:sz w:val="22"/>
+        </w:rPr>
+        <w:t>На этом суде восседает Дхарм Радж, а обвиняет душу умершего Яма или Чит Гупт — ведущий записи всех дел человека в течение его жизни.</w:t>
+      </w:r>
+    </w:p>
+    <w:p>
+      <w:r>
+        <w:rPr>
+          <w:rFonts w:ascii="Arial" w:hAnsi="Arial"/>
+          <w:b w:val="0"/>
+          <w:color w:val="000000"/>
+          <w:sz w:val="22"/>
+        </w:rPr>
+        <w:t>Дарга — это место, где выносится приговор отшедшей душе. Добродетельных отправляют на небеса, порочных — в ад, прочих возвращают в цикл реинкарнации.</w:t>
+      </w:r>
+    </w:p>
+    <w:p>
+      <w:r>
+        <w:rPr>
+          <w:rFonts w:ascii="Arial" w:hAnsi="Arial"/>
+          <w:b w:val="0"/>
+          <w:color w:val="000000"/>
+          <w:sz w:val="22"/>
+        </w:rPr>
+        <w:t xml:space="preserve">Этот нарратив преподносится как религиозный </w:t>
+      </w:r>
+      <w:r>
+        <w:rPr>
+          <w:rFonts w:ascii="Arial" w:hAnsi="Arial"/>
+          <w:b/>
+          <w:color w:val="000000"/>
+          <w:sz w:val="22"/>
+        </w:rPr>
+        <w:t>ФАКТ</w:t>
+      </w:r>
+      <w:r>
+        <w:rPr>
+          <w:rFonts w:ascii="Arial" w:hAnsi="Arial"/>
+          <w:b w:val="0"/>
+          <w:color w:val="000000"/>
+          <w:sz w:val="22"/>
+        </w:rPr>
+        <w:t xml:space="preserve"> и религиозная </w:t>
+      </w:r>
+      <w:r>
+        <w:rPr>
+          <w:rFonts w:ascii="Arial" w:hAnsi="Arial"/>
+          <w:b/>
+          <w:color w:val="000000"/>
+          <w:sz w:val="22"/>
+        </w:rPr>
+        <w:t>ИСТИНА</w:t>
+      </w:r>
+      <w:r>
+        <w:rPr>
+          <w:rFonts w:ascii="Arial" w:hAnsi="Arial"/>
+          <w:b w:val="0"/>
+          <w:color w:val="000000"/>
+          <w:sz w:val="22"/>
+        </w:rPr>
+        <w:t xml:space="preserve"> — и в него верят миллионы людей.</w:t>
+      </w:r>
+    </w:p>
+    <w:p>
+      <w:r>
+        <w:rPr>
+          <w:rFonts w:ascii="Arial" w:hAnsi="Arial"/>
+          <w:b w:val="0"/>
+          <w:color w:val="000000"/>
+          <w:sz w:val="22"/>
+        </w:rPr>
+        <w:t>Особенно тревожно то, что этот нарратив о Дарга, почерпнутый из текстов, предшествующих 1468 году, присутствует в значительной части того, что преподаётся в качестве Сикхи в местах, посвящённых Сикхи.</w:t>
+      </w:r>
+    </w:p>
+    <w:p>
+      <w:r>
+        <w:rPr>
+          <w:rFonts w:ascii="Arial" w:hAnsi="Arial"/>
+          <w:b w:val="0"/>
+          <w:color w:val="000000"/>
+          <w:sz w:val="22"/>
+        </w:rPr>
+        <w:t>В итоге нарратив, живущий в психике огромного большинства последователей Сикхи, — это тот самый нарратив о Дарга, что был нарисован на четырёхтысячелетнем старом холсте.</w:t>
+      </w:r>
+    </w:p>
+    <w:p>
+      <w:r>
+        <w:rPr>
+          <w:rFonts w:ascii="Arial" w:hAnsi="Arial"/>
+          <w:b w:val="0"/>
+          <w:color w:val="000000"/>
+          <w:sz w:val="22"/>
+        </w:rPr>
+        <w:t>Ничего более далёкого от истины быть не может.</w:t>
+      </w:r>
+    </w:p>
+    <w:p>
+      <w:r>
+        <w:rPr>
+          <w:rFonts w:ascii="Arial" w:hAnsi="Arial"/>
+          <w:b w:val="0"/>
+          <w:color w:val="000000"/>
+          <w:sz w:val="22"/>
+        </w:rPr>
+        <w:t>Так каков же нарратив о Дарга в Гурбани? Основные принципы можно выстроить, обратившись к нескольким ключевым стихам.</w:t>
+      </w:r>
+    </w:p>
+    <w:p>
+      <w:r>
+        <w:rPr>
+          <w:rFonts w:ascii="Arial" w:hAnsi="Arial"/>
+          <w:b w:val="0"/>
+          <w:color w:val="000000"/>
+          <w:sz w:val="22"/>
+        </w:rPr>
+        <w:t>Прежде чем перейти к ним, будет полезно рассмотреть два главных принципа Сикхи, Гурмат и Гурбани — те, что лежат в основе концепции Дарга в Гурбани.</w:t>
+      </w:r>
+    </w:p>
     <w:p>
       <w:pPr>
         <w:jc w:val="center"/>
@@ -18,7 +272,7 @@
               <a:graphicData uri="http://schemas.openxmlformats.org/drawingml/2006/picture">
                 <pic:pic>
                   <pic:nvPicPr>
-                    <pic:cNvPr id="0" name="dargah_karminder_sikhi-concepts_2.jpg"/>
+                    <pic:cNvPr id="0" name="img_048.jpg"/>
                     <pic:cNvPicPr/>
                   </pic:nvPicPr>
                   <pic:blipFill>
@@ -43,17 +297,16 @@
     </w:p>
     <w:p>
       <w:pPr>
-        <w:ind w:left="680"/>
+        <w:jc w:val="center"/>
       </w:pPr>
       <w:r>
         <w:rPr>
           <w:rFonts w:ascii="Arial" w:hAnsi="Arial"/>
-          <w:b w:val="0"/>
-          <w:i/>
-          <w:color w:val="404040"/>
-          <w:sz w:val="20"/>
-        </w:rPr>
-        <w:t>Our premise in these series of videos has been that Guru Nanak’s Portrait of Sikhi was Painted Over an existing canvas – one that had existed for thousands of years prior to Guru Nanak.</w:t>
+          <w:b/>
+          <w:color w:val="550000"/>
+          <w:sz w:val="26"/>
+        </w:rPr>
+        <w:t>ਹੁਕਮਿ ਰਜਾਈ ਚਲਣਾ ਨਾਨਕ ਲਿਖਿਆ ਨਾਲਿ ॥੧॥</w:t>
       </w:r>
     </w:p>
     <w:p>
@@ -63,192 +316,33 @@
       <w:r>
         <w:rPr>
           <w:rFonts w:ascii="Arial" w:hAnsi="Arial"/>
-          <w:b w:val="0"/>
           <w:i/>
           <w:color w:val="404040"/>
           <w:sz w:val="20"/>
         </w:rPr>
-        <w:t>What we mean by PAINTING OVER is that Guru Nanak RE-DEFINED all the spiritual concepts of that pre-existing canvas to suit the spirituality of Gurbani. So while all the concepts of the old canvas are MENTIONED in the SGGS, they have been given NEW Meanings.</w:t>
+        <w:t>Хукм Раджаи Чална, Нанак, Ликхья Наал. ॥੧॥</w:t>
       </w:r>
     </w:p>
     <w:p>
-      <w:pPr>
-        <w:ind w:left="680"/>
-      </w:pPr>
       <w:r>
         <w:rPr>
           <w:rFonts w:ascii="Arial" w:hAnsi="Arial"/>
           <w:b w:val="0"/>
-          <w:i/>
-          <w:color w:val="404040"/>
-          <w:sz w:val="20"/>
-        </w:rPr>
-        <w:t>And IF we intend to appreciate the Sikhi of Guru Nanak, we will need to understand the NEW meanings or REDEFINED meanings of the concepts – as contained within the Sri Guru Granth Sahib.</w:t>
+          <w:color w:val="000000"/>
+          <w:sz w:val="22"/>
+        </w:rPr>
+        <w:t>Хукм (с Сихари) означает «в пределах Его Хукм». Раджаи — «Воля Его» — с заглавной буквы «В», что указывает на Творца. Чална означает «идти», «двигаться», «жить», «существовать». Наал означает «вместе с», «внутри», «пребывая в».</w:t>
       </w:r>
     </w:p>
     <w:p>
-      <w:pPr>
-        <w:ind w:left="680"/>
-      </w:pPr>
       <w:r>
         <w:rPr>
           <w:rFonts w:ascii="Arial" w:hAnsi="Arial"/>
           <w:b w:val="0"/>
-          <w:i/>
-          <w:color w:val="404040"/>
-          <w:sz w:val="20"/>
-        </w:rPr>
-        <w:t>In today’s video, we will look at the concept of the Court of Judgement, or Dargah as it’s known in Punjabi.</w:t>
-      </w:r>
-    </w:p>
-    <w:p>
-      <w:pPr>
-        <w:ind w:left="680"/>
-      </w:pPr>
-      <w:r>
-        <w:rPr>
-          <w:rFonts w:ascii="Arial" w:hAnsi="Arial"/>
-          <w:b w:val="0"/>
-          <w:i/>
-          <w:color w:val="404040"/>
-          <w:sz w:val="20"/>
-        </w:rPr>
-        <w:t>Let’s begin with Dargah and what is advocated about it by the 4,000-year-old Canvas.</w:t>
-      </w:r>
-    </w:p>
-    <w:p>
-      <w:pPr>
-        <w:ind w:left="680"/>
-      </w:pPr>
-      <w:r>
-        <w:rPr>
-          <w:rFonts w:ascii="Arial" w:hAnsi="Arial"/>
-          <w:b w:val="0"/>
-          <w:i/>
-          <w:color w:val="404040"/>
-          <w:sz w:val="20"/>
-        </w:rPr>
-        <w:t>According to its beliefs, Dargah is the Court of Judgement. The Sanskrit equivalent of Dargah is Sanyumni. This is the word that appears in the texts that are based on the 4K year old Canvas – Sanyumni.</w:t>
-      </w:r>
-    </w:p>
-    <w:p>
-      <w:pPr>
-        <w:ind w:left="680"/>
-      </w:pPr>
-      <w:r>
-        <w:rPr>
-          <w:rFonts w:ascii="Arial" w:hAnsi="Arial"/>
-          <w:b w:val="0"/>
-          <w:i/>
-          <w:color w:val="404040"/>
-          <w:sz w:val="20"/>
-        </w:rPr>
-        <w:t>Dargah is presided by Dhrm Raj and the one who prosecutes the soul of the deceased person is Chitargupt.</w:t>
-      </w:r>
-    </w:p>
-    <w:p>
-      <w:pPr>
-        <w:ind w:left="680"/>
-      </w:pPr>
-      <w:r>
-        <w:rPr>
-          <w:rFonts w:ascii="Arial" w:hAnsi="Arial"/>
-          <w:b w:val="0"/>
-          <w:i/>
-          <w:color w:val="404040"/>
-          <w:sz w:val="20"/>
-        </w:rPr>
-        <w:t>Dargah is the place where judgement is pronounced on the departed soul. Good souls are sent to heaven to obtain salvation, some bad ones are ordered to serve their sentences in one of the 21 hells, and other bad ones are condemned to their journey of avagaun or reincarnation. The court of judgment – Dargah – sets the exact path and order of 8.4 million reincarnations for the departed soul. How many life forms and which comes first and which next.</w:t>
-      </w:r>
-    </w:p>
-    <w:p>
-      <w:pPr>
-        <w:ind w:left="680"/>
-      </w:pPr>
-      <w:r>
-        <w:rPr>
-          <w:rFonts w:ascii="Arial" w:hAnsi="Arial"/>
-          <w:b w:val="0"/>
-          <w:i/>
-          <w:color w:val="404040"/>
-          <w:sz w:val="20"/>
-        </w:rPr>
-        <w:t>This narrative is presented as a religious FACT, and religious TRUTH. And believed by millions. And accepted by millions more.</w:t>
-      </w:r>
-    </w:p>
-    <w:p>
-      <w:pPr>
-        <w:ind w:left="680"/>
-      </w:pPr>
-      <w:r>
-        <w:rPr>
-          <w:rFonts w:ascii="Arial" w:hAnsi="Arial"/>
-          <w:b w:val="0"/>
-          <w:i/>
-          <w:color w:val="404040"/>
-          <w:sz w:val="20"/>
-        </w:rPr>
-        <w:t>What is most chilling really is that this narrative of Dargah – as drawn from the texts of the old canvas – is the one that is presented by our clergy – our granthis and parcharaks in our gurdwaras AS Sikhi beliefs. As Gurmat beliefs. As beliefs supported by Gurbani.</w:t>
-      </w:r>
-    </w:p>
-    <w:p>
-      <w:pPr>
-        <w:ind w:left="680"/>
-      </w:pPr>
-      <w:r>
-        <w:rPr>
-          <w:rFonts w:ascii="Arial" w:hAnsi="Arial"/>
-          <w:b w:val="0"/>
-          <w:i/>
-          <w:color w:val="404040"/>
-          <w:sz w:val="20"/>
-        </w:rPr>
-        <w:t>The outcome is that – the narrative that is held within the psyche of a vast majority of Sikhs is NOT the narrative of Gurbani, but that of the 4K year old canvas. And this vast majority of Sikhs mistakenly think and accept and believe the narrative of the 4K Old canvas to be the narrative of Gurbani.</w:t>
-      </w:r>
-    </w:p>
-    <w:p>
-      <w:pPr>
-        <w:ind w:left="680"/>
-      </w:pPr>
-      <w:r>
-        <w:rPr>
-          <w:rFonts w:ascii="Arial" w:hAnsi="Arial"/>
-          <w:b w:val="0"/>
-          <w:i/>
-          <w:color w:val="404040"/>
-          <w:sz w:val="20"/>
-        </w:rPr>
-        <w:t>Nothing can be further than the truth.</w:t>
-      </w:r>
-    </w:p>
-    <w:p>
-      <w:pPr>
-        <w:ind w:left="680"/>
-      </w:pPr>
-      <w:r>
-        <w:rPr>
-          <w:rFonts w:ascii="Arial" w:hAnsi="Arial"/>
-          <w:b w:val="0"/>
-          <w:i/>
-          <w:color w:val="404040"/>
-          <w:sz w:val="20"/>
-        </w:rPr>
-        <w:t>So what is the narrative of Dargah within Gurbani? We can develop the basic principles by examining some verses that discourse the concept.</w:t>
-      </w:r>
-    </w:p>
-    <w:p>
-      <w:pPr>
-        <w:ind w:left="680"/>
-      </w:pPr>
-      <w:r>
-        <w:rPr>
-          <w:rFonts w:ascii="Arial" w:hAnsi="Arial"/>
-          <w:b w:val="0"/>
-          <w:i/>
-          <w:color w:val="404040"/>
-          <w:sz w:val="20"/>
-        </w:rPr>
-        <w:t>Before we do that, it will help if we looked at two primary principles of Sikhi, Gurmat and Gurbani. Principle one pertains to the PRIMACY of HUKM and principle two is that SIKHI is for the HERE and NOW and Gurbani therefore concerns itself with the LIFE THAT WE ARE LIVING in the HERE and NOW.</w:t>
+          <w:color w:val="000000"/>
+          <w:sz w:val="22"/>
+        </w:rPr>
+        <w:t>Смысл стиха: Нанак, путь к Постижению Творца внутри себя — это жить в соответствии с Его Хукм.</w:t>
       </w:r>
     </w:p>
     <w:p>
@@ -267,7 +361,7 @@
               <a:graphicData uri="http://schemas.openxmlformats.org/drawingml/2006/picture">
                 <pic:pic>
                   <pic:nvPicPr>
-                    <pic:cNvPr id="0" name="dargah_karminder_sikhi-concepts_3_hukam-rajaye-chalna.jpg"/>
+                    <pic:cNvPr id="0" name="img_049.jpg"/>
                     <pic:cNvPicPr/>
                   </pic:nvPicPr>
                   <pic:blipFill>
@@ -291,30 +385,48 @@
       </w:r>
     </w:p>
     <w:p>
-      <w:pPr>
-        <w:ind w:left="680"/>
-      </w:pPr>
       <w:r>
         <w:rPr>
           <w:rFonts w:ascii="Arial" w:hAnsi="Arial"/>
           <w:b w:val="0"/>
-          <w:i/>
-          <w:color w:val="404040"/>
-          <w:sz w:val="20"/>
-        </w:rPr>
-        <w:t>The primacy of Hukm in Sikhi is laid out in this verse of Guru Nanak on Page 1 of the SGGS:</w:t>
+          <w:color w:val="000000"/>
+          <w:sz w:val="22"/>
+        </w:rPr>
+        <w:t xml:space="preserve">Принцип Сикхи как духовности «здесь и сейчас», в </w:t>
+      </w:r>
+      <w:r>
+        <w:rPr>
+          <w:rFonts w:ascii="Arial" w:hAnsi="Arial"/>
+          <w:b/>
+          <w:color w:val="000000"/>
+          <w:sz w:val="22"/>
+        </w:rPr>
+        <w:t>НАСТОЯЩЕЙ</w:t>
+      </w:r>
+      <w:r>
+        <w:rPr>
+          <w:rFonts w:ascii="Arial" w:hAnsi="Arial"/>
+          <w:b w:val="0"/>
+          <w:color w:val="000000"/>
+          <w:sz w:val="22"/>
+        </w:rPr>
+        <w:t xml:space="preserve"> жизни, выражен в следующем стихе:</w:t>
       </w:r>
     </w:p>
     <w:p>
+      <w:pPr>
+        <w:jc w:val="center"/>
+      </w:pPr>
       <w:r>
         <w:rPr>
           <w:rFonts w:ascii="Arial" w:hAnsi="Arial"/>
           <w:b/>
-          <w:i w:val="0"/>
           <w:color w:val="550000"/>
           <w:sz w:val="26"/>
         </w:rPr>
-        <w:t>ਹੁਕਮਿ ਰਜਾਈ ਚਲਣਾ ਨਾਨਕ ਲਿਖਿਆ ਨਾਲਿ ॥ ੧ ॥</w:t>
+        <w:t>ਵਰਤਮਾਨ ਵਿਚ ਵਰਤਦਾ ਹੋਵਣਹਾਰ ਸੋਈ ਪਰਵਾਣਾ ॥</w:t>
+        <w:br/>
+        <w:t>ਕਾਰਣ ਕਰਤਾ ਜੋ ਕਰੈ ਸਿਰ ਧਰ ਮੰਨ ਕਰੈ ਸ਼ੁਕਰਾਣਾ ॥</w:t>
       </w:r>
     </w:p>
     <w:p>
@@ -324,42 +436,44 @@
       <w:r>
         <w:rPr>
           <w:rFonts w:ascii="Arial" w:hAnsi="Arial"/>
-          <w:b w:val="0"/>
           <w:i/>
           <w:color w:val="404040"/>
           <w:sz w:val="20"/>
         </w:rPr>
-        <w:t>Hukm Rajayee Chalnaa, Nanak, Likhiya Naal.</w:t>
+        <w:t>Вартман Вич Вартда Хованхар Сои Парвана.</w:t>
+        <w:br/>
+        <w:t>Каран Карта Джо Карэй Сир Дхар Манн Карэй Шукрана.</w:t>
+        <w:br/>
+        <w:t>(Бхаи Гурдас, Вар 18)</w:t>
       </w:r>
     </w:p>
     <w:p>
-      <w:pPr>
-        <w:ind w:left="680"/>
-      </w:pPr>
       <w:r>
         <w:rPr>
           <w:rFonts w:ascii="Arial" w:hAnsi="Arial"/>
           <w:b w:val="0"/>
-          <w:i/>
-          <w:color w:val="404040"/>
-          <w:sz w:val="20"/>
-        </w:rPr>
-        <w:t>Hukm (with Sihari) means Within the confines of His Hukm.  Rajayee – translates as Rzaa Walla; meaning the Creator.  Chalnaa – Lit means to Walk, Flow. Abide in Sehej.  Then we have the phrase Likhiya Naal.  The word Lekha means an accounting. So Likhya Naal means – the Hukm is contained within, accounted for within.</w:t>
-      </w:r>
-    </w:p>
-    <w:p>
-      <w:pPr>
-        <w:ind w:left="680"/>
-      </w:pPr>
+          <w:color w:val="000000"/>
+          <w:sz w:val="22"/>
+        </w:rPr>
+        <w:t xml:space="preserve">Смысл: Истинный Сикх — тот, кто живёт полноценно в </w:t>
+      </w:r>
+      <w:r>
+        <w:rPr>
+          <w:rFonts w:ascii="Arial" w:hAnsi="Arial"/>
+          <w:b/>
+          <w:color w:val="000000"/>
+          <w:sz w:val="22"/>
+        </w:rPr>
+        <w:t>НАСТОЯЩЕМ</w:t>
+      </w:r>
       <w:r>
         <w:rPr>
           <w:rFonts w:ascii="Arial" w:hAnsi="Arial"/>
           <w:b w:val="0"/>
-          <w:i/>
-          <w:color w:val="404040"/>
-          <w:sz w:val="20"/>
-        </w:rPr>
-        <w:t>The meaning of the verse is Nanak, The Way to Realize the Creator Within Is to Remain Within the Confines of, and Abide in Sehej (Chalna) Of His Hukm, As Contained Within Me.</w:t>
+          <w:color w:val="000000"/>
+          <w:sz w:val="22"/>
+        </w:rPr>
+        <w:t>. Чего бы ни созидал Творец, склони голову и прими с благодарностью.</w:t>
       </w:r>
     </w:p>
     <w:p>
@@ -378,7 +492,7 @@
               <a:graphicData uri="http://schemas.openxmlformats.org/drawingml/2006/picture">
                 <pic:pic>
                   <pic:nvPicPr>
-                    <pic:cNvPr id="0" name="dargah_karminder_sikhi-concepts_4_hukam-rajaye-chalnaa.jpg"/>
+                    <pic:cNvPr id="0" name="img_050.jpg"/>
                     <pic:cNvPicPr/>
                   </pic:nvPicPr>
                   <pic:blipFill>
@@ -402,75 +516,116 @@
       </w:r>
     </w:p>
     <w:p>
-      <w:pPr>
-        <w:ind w:left="680"/>
-      </w:pPr>
       <w:r>
         <w:rPr>
           <w:rFonts w:ascii="Arial" w:hAnsi="Arial"/>
           <w:b w:val="0"/>
-          <w:i/>
-          <w:color w:val="404040"/>
-          <w:sz w:val="20"/>
-        </w:rPr>
-        <w:t>So that’s the first primary principle of Sikh – the Primacy of the Hukm.</w:t>
+          <w:color w:val="000000"/>
+          <w:sz w:val="22"/>
+        </w:rPr>
+        <w:t>Когда мы соединяем эти два принципа, получается нарратив, который можно изложить следующим образом:</w:t>
       </w:r>
     </w:p>
     <w:p>
-      <w:pPr>
-        <w:ind w:left="680"/>
-      </w:pPr>
       <w:r>
         <w:rPr>
           <w:rFonts w:ascii="Arial" w:hAnsi="Arial"/>
           <w:b w:val="0"/>
-          <w:i/>
-          <w:color w:val="404040"/>
-          <w:sz w:val="20"/>
-        </w:rPr>
-        <w:t>The principle of Sikhi being a spirituality of the Here and Now, of the PRESENT life is contained within this verse of Bhai Gurdas.</w:t>
+          <w:color w:val="000000"/>
+          <w:sz w:val="22"/>
+        </w:rPr>
+        <w:t>Первое: Хукми — это Творец. Второе: Творец пребывает внутри. Третье: если Творец внутри, то и Его Суд — внутри. А Суд находится там, где Судья, где Царь.</w:t>
       </w:r>
     </w:p>
     <w:p>
       <w:r>
         <w:rPr>
           <w:rFonts w:ascii="Arial" w:hAnsi="Arial"/>
-          <w:b/>
-          <w:i w:val="0"/>
-          <w:color w:val="550000"/>
-          <w:sz w:val="26"/>
-        </w:rPr>
-        <w:t>ਵਰਤਮਾਨ ਵਿਚ ਵਰਤਦਾ ਹੋਵਣਹਾਰ ਸੋਈ ਪਰਵਾਣਾ॥ ਕਾਰਣ ਕਰਤਾ ਜੋ ਕਰੈ ਸਿਰ ਧਰ ਮੰਨ ਕਰੈ ਸ਼ੁਕਰਾਣਾ॥</w:t>
+          <w:b w:val="0"/>
+          <w:color w:val="000000"/>
+          <w:sz w:val="22"/>
+        </w:rPr>
+        <w:t>В земной жизни суд существует лишь там, где заседает судья.</w:t>
       </w:r>
     </w:p>
     <w:p>
-      <w:pPr>
-        <w:ind w:left="680"/>
-      </w:pPr>
       <w:r>
         <w:rPr>
           <w:rFonts w:ascii="Arial" w:hAnsi="Arial"/>
           <w:b w:val="0"/>
-          <w:i/>
-          <w:color w:val="404040"/>
-          <w:sz w:val="20"/>
-        </w:rPr>
-        <w:t>Varatmaan Vich Varatda Hovanhaar Soee Parvana. Karan Karta Jo Karey Serr Dhar Munn Krey Shukrana. Bhai Gurdas Vaar 18.</w:t>
+          <w:color w:val="000000"/>
+          <w:sz w:val="22"/>
+        </w:rPr>
+        <w:t>Суд — там, где Судья, там, где Царь.</w:t>
       </w:r>
     </w:p>
     <w:p>
-      <w:pPr>
-        <w:ind w:left="680"/>
-      </w:pPr>
       <w:r>
         <w:rPr>
           <w:rFonts w:ascii="Arial" w:hAnsi="Arial"/>
           <w:b w:val="0"/>
-          <w:i/>
-          <w:color w:val="404040"/>
-          <w:sz w:val="20"/>
-        </w:rPr>
-        <w:t>Meaning: The accepted Sikh is one who lives successfully in the PRESENT. Whatever the Creator does, he accepts with gratitude as His hukm.</w:t>
+          <w:color w:val="000000"/>
+          <w:sz w:val="22"/>
+        </w:rPr>
+        <w:t>Гуру Нанак говорит нам, что Творец пребывает внутри. Значит, и Его Суд должен быть внутри. И другого Суда, кроме Суда внутри, быть не может.</w:t>
+      </w:r>
+    </w:p>
+    <w:p>
+      <w:r>
+        <w:rPr>
+          <w:rFonts w:ascii="Arial" w:hAnsi="Arial"/>
+          <w:b w:val="0"/>
+          <w:color w:val="000000"/>
+          <w:sz w:val="22"/>
+        </w:rPr>
+        <w:t>Четвёртое: если Суд внутри, то и Приговор — внутри.</w:t>
+      </w:r>
+    </w:p>
+    <w:p>
+      <w:r>
+        <w:rPr>
+          <w:rFonts w:ascii="Arial" w:hAnsi="Arial"/>
+          <w:b w:val="0"/>
+          <w:color w:val="000000"/>
+          <w:sz w:val="22"/>
+        </w:rPr>
+        <w:t xml:space="preserve">И наконец — всё это происходит </w:t>
+      </w:r>
+      <w:r>
+        <w:rPr>
+          <w:rFonts w:ascii="Arial" w:hAnsi="Arial"/>
+          <w:b/>
+          <w:color w:val="000000"/>
+          <w:sz w:val="22"/>
+        </w:rPr>
+        <w:t>ЗДЕСЬ</w:t>
+      </w:r>
+      <w:r>
+        <w:rPr>
+          <w:rFonts w:ascii="Arial" w:hAnsi="Arial"/>
+          <w:b w:val="0"/>
+          <w:color w:val="000000"/>
+          <w:sz w:val="22"/>
+        </w:rPr>
+        <w:t xml:space="preserve"> и </w:t>
+      </w:r>
+      <w:r>
+        <w:rPr>
+          <w:rFonts w:ascii="Arial" w:hAnsi="Arial"/>
+          <w:b/>
+          <w:color w:val="000000"/>
+          <w:sz w:val="22"/>
+        </w:rPr>
+        <w:t>СЕЙЧАС</w:t>
+      </w:r>
+      <w:r>
+        <w:rPr>
+          <w:rFonts w:ascii="Arial" w:hAnsi="Arial"/>
+          <w:b w:val="0"/>
+          <w:color w:val="000000"/>
+          <w:sz w:val="22"/>
+        </w:rPr>
+        <w:t>.</w:t>
       </w:r>
     </w:p>
     <w:p>
@@ -489,7 +644,7 @@
               <a:graphicData uri="http://schemas.openxmlformats.org/drawingml/2006/picture">
                 <pic:pic>
                   <pic:nvPicPr>
-                    <pic:cNvPr id="0" name="dargah_karminder_sikhi-concepts_5_gurdas_varatmaan.png"/>
+                    <pic:cNvPr id="0" name="img_051.png"/>
                     <pic:cNvPicPr/>
                   </pic:nvPicPr>
                   <pic:blipFill>
@@ -513,108 +668,141 @@
       </w:r>
     </w:p>
     <w:p>
-      <w:pPr>
-        <w:ind w:left="680"/>
-      </w:pPr>
       <w:r>
         <w:rPr>
           <w:rFonts w:ascii="Arial" w:hAnsi="Arial"/>
           <w:b w:val="0"/>
-          <w:i/>
-          <w:color w:val="404040"/>
-          <w:sz w:val="20"/>
-        </w:rPr>
-        <w:t>When we put these two principles together, then we get a narrative that can be summarized as follows.</w:t>
+          <w:color w:val="000000"/>
+          <w:sz w:val="22"/>
+        </w:rPr>
+        <w:t>Чтобы эти принципы укоренились в нашей психике, вернёмся к основополагающему стиху.</w:t>
       </w:r>
     </w:p>
     <w:p>
-      <w:pPr>
-        <w:ind w:left="680"/>
-      </w:pPr>
       <w:r>
         <w:rPr>
           <w:rFonts w:ascii="Arial" w:hAnsi="Arial"/>
           <w:b w:val="0"/>
-          <w:i/>
-          <w:color w:val="404040"/>
-          <w:sz w:val="20"/>
-        </w:rPr>
-        <w:t>One, The Hukmi is the Creator. Second, the Creator is Within. Third, If the Creator is Within, then His Court is also Within.</w:t>
+          <w:color w:val="000000"/>
+          <w:sz w:val="22"/>
+        </w:rPr>
+        <w:t>Гуру Нанак передаёт нам весьма глубокие послания в этом стихе. Каждое слово несёт смысл.</w:t>
       </w:r>
     </w:p>
     <w:p>
-      <w:pPr>
-        <w:ind w:left="680"/>
-      </w:pPr>
       <w:r>
         <w:rPr>
           <w:rFonts w:ascii="Arial" w:hAnsi="Arial"/>
           <w:b w:val="0"/>
-          <w:i/>
-          <w:color w:val="404040"/>
-          <w:sz w:val="20"/>
-        </w:rPr>
-        <w:t>We know in temporal life; a Court is only good when the Judge presides.   And the Court is where the Judge is. If a judge decides to sit under a tree and conduct the business of his court – then that’s his court. If a King holds court in a cave – then that is where his court is. If a judge decides to set up court on the beach – then that’s where the court is.</w:t>
+          <w:color w:val="000000"/>
+          <w:sz w:val="22"/>
+        </w:rPr>
+        <w:t xml:space="preserve">Гуру Нанак говорит: Творец пребывает внутри — </w:t>
+      </w:r>
+      <w:r>
+        <w:rPr>
+          <w:rFonts w:ascii="Arial" w:hAnsi="Arial"/>
+          <w:b w:val="0"/>
+          <w:color w:val="550000"/>
+          <w:sz w:val="22"/>
+        </w:rPr>
+        <w:t>ਨਾਲਿ</w:t>
+      </w:r>
+      <w:r>
+        <w:rPr>
+          <w:rFonts w:ascii="Arial" w:hAnsi="Arial"/>
+          <w:b w:val="0"/>
+          <w:color w:val="000000"/>
+          <w:sz w:val="22"/>
+        </w:rPr>
+        <w:t xml:space="preserve"> Наал. Поскольку Творец внутри, а постижение Его происходит внутри, Его Хукм неотделим от нас.</w:t>
       </w:r>
     </w:p>
     <w:p>
-      <w:pPr>
-        <w:ind w:left="680"/>
-      </w:pPr>
       <w:r>
         <w:rPr>
           <w:rFonts w:ascii="Arial" w:hAnsi="Arial"/>
           <w:b w:val="0"/>
-          <w:i/>
-          <w:color w:val="404040"/>
-          <w:sz w:val="20"/>
-        </w:rPr>
-        <w:t>The court is where the Judge is, where the King is.</w:t>
+          <w:color w:val="000000"/>
+          <w:sz w:val="22"/>
+        </w:rPr>
+        <w:t xml:space="preserve">Таким образом, из рассмотренных стихов вырисовываются четыре тезиса, достойных внимания. Первый: Творец внутри. Второй: постижение происходит внутри. Третий: Хукм — внутри. Четвёртый: всё это — в </w:t>
+      </w:r>
+      <w:r>
+        <w:rPr>
+          <w:rFonts w:ascii="Arial" w:hAnsi="Arial"/>
+          <w:b/>
+          <w:color w:val="000000"/>
+          <w:sz w:val="22"/>
+        </w:rPr>
+        <w:t>НАСТОЯЩЕМ</w:t>
+      </w:r>
+      <w:r>
+        <w:rPr>
+          <w:rFonts w:ascii="Arial" w:hAnsi="Arial"/>
+          <w:b w:val="0"/>
+          <w:color w:val="000000"/>
+          <w:sz w:val="22"/>
+        </w:rPr>
+        <w:t>.</w:t>
       </w:r>
     </w:p>
     <w:p>
-      <w:pPr>
-        <w:ind w:left="680"/>
-      </w:pPr>
       <w:r>
         <w:rPr>
           <w:rFonts w:ascii="Arial" w:hAnsi="Arial"/>
           <w:b w:val="0"/>
-          <w:i/>
-          <w:color w:val="404040"/>
-          <w:sz w:val="20"/>
-        </w:rPr>
-        <w:t>Guru Nanak tells us the Creator is Within. So His Court has to be Within. And there can be no court higher than the Creator’s court.</w:t>
+          <w:color w:val="000000"/>
+          <w:sz w:val="22"/>
+        </w:rPr>
+        <w:t xml:space="preserve">Существовавшие до 1468 года представления о суде В </w:t>
+      </w:r>
+      <w:r>
+        <w:rPr>
+          <w:rFonts w:ascii="Arial" w:hAnsi="Arial"/>
+          <w:b/>
+          <w:color w:val="000000"/>
+          <w:sz w:val="22"/>
+        </w:rPr>
+        <w:t>ЗАГРОБНОЙ</w:t>
+      </w:r>
+      <w:r>
+        <w:rPr>
+          <w:rFonts w:ascii="Arial" w:hAnsi="Arial"/>
+          <w:b w:val="0"/>
+          <w:color w:val="000000"/>
+          <w:sz w:val="22"/>
+        </w:rPr>
+        <w:t xml:space="preserve"> </w:t>
+      </w:r>
+      <w:r>
+        <w:rPr>
+          <w:rFonts w:ascii="Arial" w:hAnsi="Arial"/>
+          <w:b/>
+          <w:color w:val="000000"/>
+          <w:sz w:val="22"/>
+        </w:rPr>
+        <w:t>ЖИЗНИ</w:t>
+      </w:r>
+      <w:r>
+        <w:rPr>
+          <w:rFonts w:ascii="Arial" w:hAnsi="Arial"/>
+          <w:b w:val="0"/>
+          <w:color w:val="000000"/>
+          <w:sz w:val="22"/>
+        </w:rPr>
+        <w:t xml:space="preserve"> с участием внешних «сущностей», таких как Яма, Чит Гупт и Дхарм Радж, Гурбани отвергает.</w:t>
       </w:r>
     </w:p>
     <w:p>
-      <w:pPr>
-        <w:ind w:left="680"/>
-      </w:pPr>
       <w:r>
         <w:rPr>
           <w:rFonts w:ascii="Arial" w:hAnsi="Arial"/>
           <w:b w:val="0"/>
-          <w:i/>
-          <w:color w:val="404040"/>
-          <w:sz w:val="20"/>
-        </w:rPr>
-        <w:t>Fourth, If the Court is Within, then the Judgement is Within.</w:t>
-      </w:r>
-    </w:p>
-    <w:p>
-      <w:pPr>
-        <w:ind w:left="680"/>
-      </w:pPr>
-      <w:r>
-        <w:rPr>
-          <w:rFonts w:ascii="Arial" w:hAnsi="Arial"/>
-          <w:b w:val="0"/>
-          <w:i/>
-          <w:color w:val="404040"/>
-          <w:sz w:val="20"/>
-        </w:rPr>
-        <w:t>And finally, all of the above happens in the HERE and the NOW.</w:t>
+          <w:color w:val="000000"/>
+          <w:sz w:val="22"/>
+        </w:rPr>
+        <w:t>Но где в Гурбани прямое свидетельство того, что Суд — внутри?</w:t>
       </w:r>
     </w:p>
     <w:p>
@@ -633,7 +821,7 @@
               <a:graphicData uri="http://schemas.openxmlformats.org/drawingml/2006/picture">
                 <pic:pic>
                   <pic:nvPicPr>
-                    <pic:cNvPr id="0" name="dargah_karminder_sikhi-concepts_6.jpg"/>
+                    <pic:cNvPr id="0" name="img_052.jpg"/>
                     <pic:cNvPicPr/>
                   </pic:nvPicPr>
                   <pic:blipFill>
@@ -657,18 +845,48 @@
       </w:r>
     </w:p>
     <w:p>
+      <w:r>
+        <w:rPr>
+          <w:rFonts w:ascii="Arial" w:hAnsi="Arial"/>
+          <w:b w:val="0"/>
+          <w:color w:val="000000"/>
+          <w:sz w:val="22"/>
+        </w:rPr>
+        <w:t xml:space="preserve">Этот стих из </w:t>
+      </w:r>
+      <w:r>
+        <w:rPr>
+          <w:rFonts w:ascii="Arial" w:hAnsi="Arial"/>
+          <w:b/>
+          <w:color w:val="000000"/>
+          <w:sz w:val="22"/>
+        </w:rPr>
+        <w:t>СГГС</w:t>
+      </w:r>
+      <w:r>
+        <w:rPr>
+          <w:rFonts w:ascii="Arial" w:hAnsi="Arial"/>
+          <w:b w:val="0"/>
+          <w:color w:val="000000"/>
+          <w:sz w:val="22"/>
+        </w:rPr>
+        <w:t>, стр. 1092:</w:t>
+      </w:r>
+    </w:p>
+    <w:p>
       <w:pPr>
-        <w:ind w:left="680"/>
+        <w:jc w:val="center"/>
       </w:pPr>
       <w:r>
         <w:rPr>
           <w:rFonts w:ascii="Arial" w:hAnsi="Arial"/>
-          <w:b w:val="0"/>
-          <w:i/>
-          <w:color w:val="404040"/>
-          <w:sz w:val="20"/>
-        </w:rPr>
-        <w:t>In order for the above principles to settle into our psyche, lets return to the seminal verse of Guru Nanak from page one of the SGGS ਹੁਕਮਿ ਰਜਾਈ ਚਲਣਾ ਨਾਨਕ ਲਿਖਿਆ ਨਾਲਿ ॥ ੧ ॥ Hukm Rajayee Chalnaa, Nanak, Likhiya Naal.</w:t>
+          <w:b/>
+          <w:color w:val="550000"/>
+          <w:sz w:val="26"/>
+        </w:rPr>
+        <w:t>ਅੰਦਰਿ ਰਾਜਾ ਤਖਤੁ ਹੈ ਆਪੇ ਕਰੇ ਨਿਆਉ ॥</w:t>
+        <w:br/>
+        <w:t>ਗੁਰ ਸਬਦੀ ਦਰੁ ਜਾਣੀਐ ਅੰਦਰਿ ਮਹਲੁ ਅਸਰਾਉ ॥</w:t>
       </w:r>
     </w:p>
     <w:p>
@@ -678,72 +896,497 @@
       <w:r>
         <w:rPr>
           <w:rFonts w:ascii="Arial" w:hAnsi="Arial"/>
-          <w:b w:val="0"/>
           <w:i/>
           <w:color w:val="404040"/>
           <w:sz w:val="20"/>
         </w:rPr>
-        <w:t>Guru Nanak is giving us some very profound messages in this verse. Every word of this verse is revolutionary. Every word carries a concept of spirituality that did NOT exist in the pre-1469 period.</w:t>
+        <w:t>Андар Раджа Тахт Хай Апэй Крэй Ниао.</w:t>
+        <w:br/>
+        <w:t>Гур Шабди Дар Джанееай Андар Мехл Асрао.</w:t>
       </w:r>
     </w:p>
     <w:p>
-      <w:pPr>
-        <w:ind w:left="680"/>
-      </w:pPr>
       <w:r>
         <w:rPr>
           <w:rFonts w:ascii="Arial" w:hAnsi="Arial"/>
           <w:b w:val="0"/>
-          <w:i/>
-          <w:color w:val="404040"/>
-          <w:sz w:val="20"/>
-        </w:rPr>
-        <w:t>Guru Nanak is saying the Creator is Within ਨਾਲਿ Naal. Since the Creator is within and realization of the Creator is within; it follows that His Hukm for us is in operation within ਨਾਨਕ ਲਿਖਿਆ ਨਾਲਿ Nanak, Likhiya Naal.  It cannot be that the Creator is within us but that His Hukm is not, or that His Hukm is Without.</w:t>
+          <w:color w:val="000000"/>
+          <w:sz w:val="22"/>
+        </w:rPr>
+        <w:t xml:space="preserve">Гуру Амардас говорит: Царь пребывает внутри — </w:t>
+      </w:r>
+      <w:r>
+        <w:rPr>
+          <w:rFonts w:ascii="Arial" w:hAnsi="Arial"/>
+          <w:b w:val="0"/>
+          <w:color w:val="550000"/>
+          <w:sz w:val="22"/>
+        </w:rPr>
+        <w:t>ਅੰਦਰਿ</w:t>
+      </w:r>
+      <w:r>
+        <w:rPr>
+          <w:rFonts w:ascii="Arial" w:hAnsi="Arial"/>
+          <w:b w:val="0"/>
+          <w:color w:val="000000"/>
+          <w:sz w:val="22"/>
+        </w:rPr>
+        <w:t xml:space="preserve"> </w:t>
+      </w:r>
+      <w:r>
+        <w:rPr>
+          <w:rFonts w:ascii="Arial" w:hAnsi="Arial"/>
+          <w:b w:val="0"/>
+          <w:color w:val="550000"/>
+          <w:sz w:val="22"/>
+        </w:rPr>
+        <w:t>ਰਾਜਾ</w:t>
+      </w:r>
+      <w:r>
+        <w:rPr>
+          <w:rFonts w:ascii="Arial" w:hAnsi="Arial"/>
+          <w:b w:val="0"/>
+          <w:color w:val="000000"/>
+          <w:sz w:val="22"/>
+        </w:rPr>
+        <w:t xml:space="preserve"> Андар Раджа. Его Трон, на котором Он восседает, — внутри. И Он Сам вершит Суд — </w:t>
+      </w:r>
+      <w:r>
+        <w:rPr>
+          <w:rFonts w:ascii="Arial" w:hAnsi="Arial"/>
+          <w:b w:val="0"/>
+          <w:color w:val="550000"/>
+          <w:sz w:val="22"/>
+        </w:rPr>
+        <w:t>ਆਪੇ</w:t>
+      </w:r>
+      <w:r>
+        <w:rPr>
+          <w:rFonts w:ascii="Arial" w:hAnsi="Arial"/>
+          <w:b w:val="0"/>
+          <w:color w:val="000000"/>
+          <w:sz w:val="22"/>
+        </w:rPr>
+        <w:t xml:space="preserve"> </w:t>
+      </w:r>
+      <w:r>
+        <w:rPr>
+          <w:rFonts w:ascii="Arial" w:hAnsi="Arial"/>
+          <w:b w:val="0"/>
+          <w:color w:val="550000"/>
+          <w:sz w:val="22"/>
+        </w:rPr>
+        <w:t>ਕਰੇ</w:t>
+      </w:r>
+      <w:r>
+        <w:rPr>
+          <w:rFonts w:ascii="Arial" w:hAnsi="Arial"/>
+          <w:b w:val="0"/>
+          <w:color w:val="000000"/>
+          <w:sz w:val="22"/>
+        </w:rPr>
+        <w:t xml:space="preserve"> </w:t>
+      </w:r>
+      <w:r>
+        <w:rPr>
+          <w:rFonts w:ascii="Arial" w:hAnsi="Arial"/>
+          <w:b w:val="0"/>
+          <w:color w:val="550000"/>
+          <w:sz w:val="22"/>
+        </w:rPr>
+        <w:t>ਨਿਆਉ</w:t>
+      </w:r>
+      <w:r>
+        <w:rPr>
+          <w:rFonts w:ascii="Arial" w:hAnsi="Arial"/>
+          <w:b w:val="0"/>
+          <w:color w:val="000000"/>
+          <w:sz w:val="22"/>
+        </w:rPr>
+        <w:t xml:space="preserve"> Апей Крей Ниао.</w:t>
       </w:r>
     </w:p>
     <w:p>
-      <w:pPr>
-        <w:ind w:left="680"/>
-      </w:pPr>
       <w:r>
         <w:rPr>
           <w:rFonts w:ascii="Arial" w:hAnsi="Arial"/>
           <w:b w:val="0"/>
-          <w:i/>
-          <w:color w:val="404040"/>
-          <w:sz w:val="20"/>
-        </w:rPr>
-        <w:t>Four points are thus discernable from the verses thus far and worth noting. First, the Creator is Within. Second, Realization of the Creator is Within. Third, His Hukm for us is therefore Within (The Creator cannot be Within us sans His Hukm, minus His Hukm).  The fourth consequential point is that the accounting of our deeds is therefore Within too.</w:t>
+          <w:color w:val="000000"/>
+          <w:sz w:val="22"/>
+        </w:rPr>
+        <w:t>Как же нам постичь этот Суд внутри? Как найти к нему врата?</w:t>
       </w:r>
     </w:p>
     <w:p>
-      <w:pPr>
-        <w:ind w:left="680"/>
-      </w:pPr>
       <w:r>
         <w:rPr>
           <w:rFonts w:ascii="Arial" w:hAnsi="Arial"/>
           <w:b w:val="0"/>
-          <w:i/>
-          <w:color w:val="404040"/>
-          <w:sz w:val="20"/>
-        </w:rPr>
-        <w:t>Pre-existing and pre-1468 notions of judgement IN THE AFTER LIFE by external “entities” such as Dharam-raj, Chitargupat, Lekha etc. are thus REJECTED.  They are then REDEFINED in Gurbani as processes that occurs WITHIN and in the Here and Now.</w:t>
+          <w:color w:val="000000"/>
+          <w:sz w:val="22"/>
+        </w:rPr>
+        <w:t xml:space="preserve">Путь к просветлению о Суде внутри — через Гур Шабд: </w:t>
+      </w:r>
+      <w:r>
+        <w:rPr>
+          <w:rFonts w:ascii="Arial" w:hAnsi="Arial"/>
+          <w:b w:val="0"/>
+          <w:color w:val="550000"/>
+          <w:sz w:val="22"/>
+        </w:rPr>
+        <w:t>ਗੁਰ</w:t>
+      </w:r>
+      <w:r>
+        <w:rPr>
+          <w:rFonts w:ascii="Arial" w:hAnsi="Arial"/>
+          <w:b w:val="0"/>
+          <w:color w:val="000000"/>
+          <w:sz w:val="22"/>
+        </w:rPr>
+        <w:t xml:space="preserve"> </w:t>
+      </w:r>
+      <w:r>
+        <w:rPr>
+          <w:rFonts w:ascii="Arial" w:hAnsi="Arial"/>
+          <w:b w:val="0"/>
+          <w:color w:val="550000"/>
+          <w:sz w:val="22"/>
+        </w:rPr>
+        <w:t>ਸਬਦੀ</w:t>
+      </w:r>
+      <w:r>
+        <w:rPr>
+          <w:rFonts w:ascii="Arial" w:hAnsi="Arial"/>
+          <w:b w:val="0"/>
+          <w:color w:val="000000"/>
+          <w:sz w:val="22"/>
+        </w:rPr>
+        <w:t xml:space="preserve"> </w:t>
+      </w:r>
+      <w:r>
+        <w:rPr>
+          <w:rFonts w:ascii="Arial" w:hAnsi="Arial"/>
+          <w:b w:val="0"/>
+          <w:color w:val="550000"/>
+          <w:sz w:val="22"/>
+        </w:rPr>
+        <w:t>ਦਰੁ</w:t>
+      </w:r>
+      <w:r>
+        <w:rPr>
+          <w:rFonts w:ascii="Arial" w:hAnsi="Arial"/>
+          <w:b w:val="0"/>
+          <w:color w:val="000000"/>
+          <w:sz w:val="22"/>
+        </w:rPr>
+        <w:t xml:space="preserve"> </w:t>
+      </w:r>
+      <w:r>
+        <w:rPr>
+          <w:rFonts w:ascii="Arial" w:hAnsi="Arial"/>
+          <w:b w:val="0"/>
+          <w:color w:val="550000"/>
+          <w:sz w:val="22"/>
+        </w:rPr>
+        <w:t>ਜਾਣੀਐ</w:t>
+      </w:r>
+      <w:r>
+        <w:rPr>
+          <w:rFonts w:ascii="Arial" w:hAnsi="Arial"/>
+          <w:b w:val="0"/>
+          <w:color w:val="000000"/>
+          <w:sz w:val="22"/>
+        </w:rPr>
+        <w:t xml:space="preserve"> Гур Шабди Дар Джанееай.</w:t>
       </w:r>
     </w:p>
     <w:p>
-      <w:pPr>
-        <w:ind w:left="680"/>
-      </w:pPr>
       <w:r>
         <w:rPr>
           <w:rFonts w:ascii="Arial" w:hAnsi="Arial"/>
           <w:b w:val="0"/>
-          <w:i/>
-          <w:color w:val="404040"/>
-          <w:sz w:val="20"/>
-        </w:rPr>
-        <w:t>But where is the direct evidence from within Gurbani that the Court is Within?</w:t>
+          <w:color w:val="000000"/>
+          <w:sz w:val="22"/>
+        </w:rPr>
+        <w:t xml:space="preserve">Фраза </w:t>
+      </w:r>
+      <w:r>
+        <w:rPr>
+          <w:rFonts w:ascii="Arial" w:hAnsi="Arial"/>
+          <w:b w:val="0"/>
+          <w:color w:val="550000"/>
+          <w:sz w:val="22"/>
+        </w:rPr>
+        <w:t>ਅੰਦਰਿ</w:t>
+      </w:r>
+      <w:r>
+        <w:rPr>
+          <w:rFonts w:ascii="Arial" w:hAnsi="Arial"/>
+          <w:b w:val="0"/>
+          <w:color w:val="000000"/>
+          <w:sz w:val="22"/>
+        </w:rPr>
+        <w:t xml:space="preserve"> </w:t>
+      </w:r>
+      <w:r>
+        <w:rPr>
+          <w:rFonts w:ascii="Arial" w:hAnsi="Arial"/>
+          <w:b w:val="0"/>
+          <w:color w:val="550000"/>
+          <w:sz w:val="22"/>
+        </w:rPr>
+        <w:t>ਮਹਲੁ</w:t>
+      </w:r>
+      <w:r>
+        <w:rPr>
+          <w:rFonts w:ascii="Arial" w:hAnsi="Arial"/>
+          <w:b w:val="0"/>
+          <w:color w:val="000000"/>
+          <w:sz w:val="22"/>
+        </w:rPr>
+        <w:t xml:space="preserve"> </w:t>
+      </w:r>
+      <w:r>
+        <w:rPr>
+          <w:rFonts w:ascii="Arial" w:hAnsi="Arial"/>
+          <w:b w:val="0"/>
+          <w:color w:val="550000"/>
+          <w:sz w:val="22"/>
+        </w:rPr>
+        <w:t>ਅਸਰਾਉ</w:t>
+      </w:r>
+      <w:r>
+        <w:rPr>
+          <w:rFonts w:ascii="Arial" w:hAnsi="Arial"/>
+          <w:b w:val="0"/>
+          <w:color w:val="000000"/>
+          <w:sz w:val="22"/>
+        </w:rPr>
+        <w:t xml:space="preserve"> Андар Мехл Асрао означает «внутри Совести». Именно </w:t>
+      </w:r>
+      <w:r>
+        <w:rPr>
+          <w:rFonts w:ascii="Arial" w:hAnsi="Arial"/>
+          <w:b/>
+          <w:color w:val="000000"/>
+          <w:sz w:val="22"/>
+        </w:rPr>
+        <w:t>НАША</w:t>
+      </w:r>
+      <w:r>
+        <w:rPr>
+          <w:rFonts w:ascii="Arial" w:hAnsi="Arial"/>
+          <w:b w:val="0"/>
+          <w:color w:val="000000"/>
+          <w:sz w:val="22"/>
+        </w:rPr>
+        <w:t xml:space="preserve"> </w:t>
+      </w:r>
+      <w:r>
+        <w:rPr>
+          <w:rFonts w:ascii="Arial" w:hAnsi="Arial"/>
+          <w:b/>
+          <w:color w:val="000000"/>
+          <w:sz w:val="22"/>
+        </w:rPr>
+        <w:t>СОВЕСТЬ</w:t>
+      </w:r>
+      <w:r>
+        <w:rPr>
+          <w:rFonts w:ascii="Arial" w:hAnsi="Arial"/>
+          <w:b w:val="0"/>
+          <w:color w:val="000000"/>
+          <w:sz w:val="22"/>
+        </w:rPr>
+        <w:t xml:space="preserve"> — место обитания Творца.</w:t>
+      </w:r>
+    </w:p>
+    <w:p>
+      <w:r>
+        <w:rPr>
+          <w:rFonts w:ascii="Arial" w:hAnsi="Arial"/>
+          <w:b w:val="0"/>
+          <w:color w:val="000000"/>
+          <w:sz w:val="22"/>
+        </w:rPr>
+        <w:t xml:space="preserve">Помните: все концепции Гурбани укоренены в </w:t>
+      </w:r>
+      <w:r>
+        <w:rPr>
+          <w:rFonts w:ascii="Arial" w:hAnsi="Arial"/>
+          <w:b/>
+          <w:color w:val="000000"/>
+          <w:sz w:val="22"/>
+        </w:rPr>
+        <w:t>ЗДЕСЬ</w:t>
+      </w:r>
+      <w:r>
+        <w:rPr>
+          <w:rFonts w:ascii="Arial" w:hAnsi="Arial"/>
+          <w:b w:val="0"/>
+          <w:color w:val="000000"/>
+          <w:sz w:val="22"/>
+        </w:rPr>
+        <w:t xml:space="preserve"> и </w:t>
+      </w:r>
+      <w:r>
+        <w:rPr>
+          <w:rFonts w:ascii="Arial" w:hAnsi="Arial"/>
+          <w:b/>
+          <w:color w:val="000000"/>
+          <w:sz w:val="22"/>
+        </w:rPr>
+        <w:t>СЕЙЧАС</w:t>
+      </w:r>
+      <w:r>
+        <w:rPr>
+          <w:rFonts w:ascii="Arial" w:hAnsi="Arial"/>
+          <w:b w:val="0"/>
+          <w:color w:val="000000"/>
+          <w:sz w:val="22"/>
+        </w:rPr>
+        <w:t>, в нашей нынешней жизни.</w:t>
+      </w:r>
+    </w:p>
+    <w:p>
+      <w:r>
+        <w:rPr>
+          <w:rFonts w:ascii="Arial" w:hAnsi="Arial"/>
+          <w:b w:val="0"/>
+          <w:color w:val="000000"/>
+          <w:sz w:val="22"/>
+        </w:rPr>
+        <w:t xml:space="preserve">Концепции Дарга и Суда в Дарга также укоренены в </w:t>
+      </w:r>
+      <w:r>
+        <w:rPr>
+          <w:rFonts w:ascii="Arial" w:hAnsi="Arial"/>
+          <w:b/>
+          <w:color w:val="000000"/>
+          <w:sz w:val="22"/>
+        </w:rPr>
+        <w:t>ЗДЕСЬ</w:t>
+      </w:r>
+      <w:r>
+        <w:rPr>
+          <w:rFonts w:ascii="Arial" w:hAnsi="Arial"/>
+          <w:b w:val="0"/>
+          <w:color w:val="000000"/>
+          <w:sz w:val="22"/>
+        </w:rPr>
+        <w:t xml:space="preserve"> и </w:t>
+      </w:r>
+      <w:r>
+        <w:rPr>
+          <w:rFonts w:ascii="Arial" w:hAnsi="Arial"/>
+          <w:b/>
+          <w:color w:val="000000"/>
+          <w:sz w:val="22"/>
+        </w:rPr>
+        <w:t>СЕЙЧАС</w:t>
+      </w:r>
+      <w:r>
+        <w:rPr>
+          <w:rFonts w:ascii="Arial" w:hAnsi="Arial"/>
+          <w:b w:val="0"/>
+          <w:color w:val="000000"/>
+          <w:sz w:val="22"/>
+        </w:rPr>
+        <w:t>.</w:t>
+      </w:r>
+    </w:p>
+    <w:p>
+      <w:r>
+        <w:rPr>
+          <w:rFonts w:ascii="Arial" w:hAnsi="Arial"/>
+          <w:b w:val="0"/>
+          <w:color w:val="000000"/>
+          <w:sz w:val="22"/>
+        </w:rPr>
+        <w:t xml:space="preserve">В этом контексте фраза </w:t>
+      </w:r>
+      <w:r>
+        <w:rPr>
+          <w:rFonts w:ascii="Arial" w:hAnsi="Arial"/>
+          <w:b w:val="0"/>
+          <w:color w:val="550000"/>
+          <w:sz w:val="22"/>
+        </w:rPr>
+        <w:t>ਅੰਦਰਿ</w:t>
+      </w:r>
+      <w:r>
+        <w:rPr>
+          <w:rFonts w:ascii="Arial" w:hAnsi="Arial"/>
+          <w:b w:val="0"/>
+          <w:color w:val="000000"/>
+          <w:sz w:val="22"/>
+        </w:rPr>
+        <w:t xml:space="preserve"> </w:t>
+      </w:r>
+      <w:r>
+        <w:rPr>
+          <w:rFonts w:ascii="Arial" w:hAnsi="Arial"/>
+          <w:b w:val="0"/>
+          <w:color w:val="550000"/>
+          <w:sz w:val="22"/>
+        </w:rPr>
+        <w:t>ਮਹਲੁ</w:t>
+      </w:r>
+      <w:r>
+        <w:rPr>
+          <w:rFonts w:ascii="Arial" w:hAnsi="Arial"/>
+          <w:b w:val="0"/>
+          <w:color w:val="000000"/>
+          <w:sz w:val="22"/>
+        </w:rPr>
+        <w:t xml:space="preserve"> </w:t>
+      </w:r>
+      <w:r>
+        <w:rPr>
+          <w:rFonts w:ascii="Arial" w:hAnsi="Arial"/>
+          <w:b w:val="0"/>
+          <w:color w:val="550000"/>
+          <w:sz w:val="22"/>
+        </w:rPr>
+        <w:t>ਅਸਰਾਉ</w:t>
+      </w:r>
+      <w:r>
+        <w:rPr>
+          <w:rFonts w:ascii="Arial" w:hAnsi="Arial"/>
+          <w:b w:val="0"/>
+          <w:color w:val="000000"/>
+          <w:sz w:val="22"/>
+        </w:rPr>
+        <w:t xml:space="preserve"> Андар Мехл Асрао означает: внутри Совести — место обитания Творца — в </w:t>
+      </w:r>
+      <w:r>
+        <w:rPr>
+          <w:rFonts w:ascii="Arial" w:hAnsi="Arial"/>
+          <w:b/>
+          <w:color w:val="000000"/>
+          <w:sz w:val="22"/>
+        </w:rPr>
+        <w:t>НАСТОЯЩЕЙ</w:t>
+      </w:r>
+      <w:r>
+        <w:rPr>
+          <w:rFonts w:ascii="Arial" w:hAnsi="Arial"/>
+          <w:b w:val="0"/>
+          <w:color w:val="000000"/>
+          <w:sz w:val="22"/>
+        </w:rPr>
+        <w:t xml:space="preserve"> жизни.</w:t>
+      </w:r>
+    </w:p>
+    <w:p>
+      <w:r>
+        <w:rPr>
+          <w:rFonts w:ascii="Arial" w:hAnsi="Arial"/>
+          <w:b w:val="0"/>
+          <w:color w:val="000000"/>
+          <w:sz w:val="22"/>
+        </w:rPr>
+        <w:t>Смысл стиха таков: Творец внутри, Его Трон — внутри, Он Сам вершит Суд внутри, и через Гур Шабд мы познаём врата к этому Суду.</w:t>
       </w:r>
     </w:p>
     <w:p>
@@ -762,7 +1405,7 @@
               <a:graphicData uri="http://schemas.openxmlformats.org/drawingml/2006/picture">
                 <pic:pic>
                   <pic:nvPicPr>
-                    <pic:cNvPr id="0" name="dargah_karminder_sikhi-concepts_8.jpg"/>
+                    <pic:cNvPr id="0" name="img_053.jpg"/>
                     <pic:cNvPicPr/>
                   </pic:nvPicPr>
                   <pic:blipFill>
@@ -787,29 +1430,20 @@
     </w:p>
     <w:p>
       <w:pPr>
-        <w:ind w:left="680"/>
+        <w:jc w:val="center"/>
       </w:pPr>
       <w:r>
         <w:rPr>
           <w:rFonts w:ascii="Arial" w:hAnsi="Arial"/>
-          <w:b w:val="0"/>
-          <w:i/>
-          <w:color w:val="404040"/>
-          <w:sz w:val="20"/>
-        </w:rPr>
-        <w:t>This is a verse from page 1092 of the SGGS.</w:t>
-      </w:r>
-    </w:p>
-    <w:p>
-      <w:r>
-        <w:rPr>
-          <w:rFonts w:ascii="Arial" w:hAnsi="Arial"/>
           <w:b/>
-          <w:i w:val="0"/>
           <w:color w:val="550000"/>
           <w:sz w:val="26"/>
         </w:rPr>
-        <w:t>ਅੰਦਰਿ ਰਾਜਾ ਤਖਤੁ ਹੈ ਆਪੇ ਕਰੇ ਨਿਆਉ ॥ ਗੁਰ ਸਬਦੀ ਦਰੁ ਜਾਣੀਐ ਅੰਦਰਿ ਮਹਲੁ ਅਸਰਾਉ ॥</w:t>
+        <w:t>ਖਰੇ ਪਰਖਿ ਖਜਾਨੈ ਪਾਈਅਨਿ ਖੋਟਿਆ ਨਾਹੀ ਥਾਉ ॥</w:t>
+        <w:br/>
+        <w:t>ਸਭੁ ਸਚੋ ਸਚੁ ਵਰਤਦਾ ਸਦਾ ਸਚੁ ਨਿਆਉ ॥</w:t>
+        <w:br/>
+        <w:t>ਅੰਮ੍ਰਿਤ ਕਾ ਰਸੁ ਆਇਆ ਮਨਿ ਵਸਿਆ ਨਾਉ ॥</w:t>
       </w:r>
     </w:p>
     <w:p>
@@ -819,12 +1453,80 @@
       <w:r>
         <w:rPr>
           <w:rFonts w:ascii="Arial" w:hAnsi="Arial"/>
-          <w:b w:val="0"/>
           <w:i/>
           <w:color w:val="404040"/>
           <w:sz w:val="20"/>
         </w:rPr>
-        <w:t>Ander Raja Takhat Hai Apey Krey Nioao. Gur Shabdi Dar Janeeaiy Ander Mehl Asrao.</w:t>
+        <w:t>Хрэй Парх Кхаджанэй Пайен, Кхотья Нахи Тхао.</w:t>
+        <w:br/>
+        <w:t>Сабх Сачо Сач Вартда, Сада Сач Ниао.</w:t>
+        <w:br/>
+        <w:t>Амрит Ка Рус Айя, Мун Васья Нао.</w:t>
+      </w:r>
+    </w:p>
+    <w:p>
+      <w:r>
+        <w:rPr>
+          <w:rFonts w:ascii="Arial" w:hAnsi="Arial"/>
+          <w:b w:val="0"/>
+          <w:color w:val="000000"/>
+          <w:sz w:val="22"/>
+        </w:rPr>
+        <w:t>Что происходит в Суде, который есть наша Совесть? Суд, или оценка, происходит внутри нашей Совести.</w:t>
+      </w:r>
+    </w:p>
+    <w:p>
+      <w:r>
+        <w:rPr>
+          <w:rFonts w:ascii="Arial" w:hAnsi="Arial"/>
+          <w:b w:val="0"/>
+          <w:color w:val="000000"/>
+          <w:sz w:val="22"/>
+        </w:rPr>
+        <w:t xml:space="preserve">Что есть </w:t>
+      </w:r>
+      <w:r>
+        <w:rPr>
+          <w:rFonts w:ascii="Arial" w:hAnsi="Arial"/>
+          <w:b w:val="0"/>
+          <w:color w:val="550000"/>
+          <w:sz w:val="22"/>
+        </w:rPr>
+        <w:t>ਪਰਖਿ</w:t>
+      </w:r>
+      <w:r>
+        <w:rPr>
+          <w:rFonts w:ascii="Arial" w:hAnsi="Arial"/>
+          <w:b w:val="0"/>
+          <w:color w:val="000000"/>
+          <w:sz w:val="22"/>
+        </w:rPr>
+        <w:t xml:space="preserve"> Парх? Что есть суд внутри нашей Совести? Гуру джи говорит:</w:t>
+      </w:r>
+    </w:p>
+    <w:p>
+      <w:r>
+        <w:rPr>
+          <w:rFonts w:ascii="Arial" w:hAnsi="Arial"/>
+          <w:b w:val="0"/>
+          <w:color w:val="000000"/>
+          <w:sz w:val="22"/>
+        </w:rPr>
+        <w:t>Голос нашей Совести внутри — это голос Творца внутри.</w:t>
+      </w:r>
+    </w:p>
+    <w:p>
+      <w:pPr>
+        <w:jc w:val="center"/>
+      </w:pPr>
+      <w:r>
+        <w:rPr>
+          <w:rFonts w:ascii="Arial" w:hAnsi="Arial"/>
+          <w:b/>
+          <w:color w:val="550000"/>
+          <w:sz w:val="26"/>
+        </w:rPr>
+        <w:t>ਅੰਦਰਿ ਰਾਜਾ ਤਖਤੁ ਹੈ ਆਪੇ ਕਰੇ ਨਿਆਉ</w:t>
       </w:r>
     </w:p>
     <w:p>
@@ -834,12 +1536,58 @@
       <w:r>
         <w:rPr>
           <w:rFonts w:ascii="Arial" w:hAnsi="Arial"/>
-          <w:b w:val="0"/>
           <w:i/>
           <w:color w:val="404040"/>
           <w:sz w:val="20"/>
         </w:rPr>
-        <w:t>Guru Amardas ji is saying. The King is Within ਅੰਦਰਿ ਰਾਜਾ Ander Raja. His Throne on which he sits is Within ਅੰਦਰਿ ਰਾਜਾ ਤਖਤੁ ਹੈ Ander Raja Takhat Hai the Justice, the law, the rules, the judgement is also Within ਅੰਦਰਿ ਰਾਜਾ ਤਖਤੁ ਹੈ ਆਪੇ ਕਰੇ ਨਿਆਉ Ander Raja Takhat Hai Apey Krey Nioao.</w:t>
+        <w:t>Андар Раджа Тахт Хай Апэй Крэй Ниао.</w:t>
+      </w:r>
+    </w:p>
+    <w:p>
+      <w:r>
+        <w:rPr>
+          <w:rFonts w:ascii="Arial" w:hAnsi="Arial"/>
+          <w:b w:val="0"/>
+          <w:color w:val="000000"/>
+          <w:sz w:val="22"/>
+        </w:rPr>
+        <w:t>Он Сам — Голос нашей Совести внутри.</w:t>
+      </w:r>
+    </w:p>
+    <w:p>
+      <w:r>
+        <w:rPr>
+          <w:rFonts w:ascii="Arial" w:hAnsi="Arial"/>
+          <w:b w:val="0"/>
+          <w:color w:val="000000"/>
+          <w:sz w:val="22"/>
+        </w:rPr>
+        <w:t>Голос нашей Совести внутри — это Суд над нашими мыслями, словами и поступками, которые мы совершаем в своей нынешней жизни.</w:t>
+      </w:r>
+    </w:p>
+    <w:p>
+      <w:r>
+        <w:rPr>
+          <w:rFonts w:ascii="Arial" w:hAnsi="Arial"/>
+          <w:b w:val="0"/>
+          <w:color w:val="000000"/>
+          <w:sz w:val="22"/>
+        </w:rPr>
+        <w:t>Затем Патшах говорит в следующем стихе:</w:t>
+      </w:r>
+    </w:p>
+    <w:p>
+      <w:pPr>
+        <w:jc w:val="center"/>
+      </w:pPr>
+      <w:r>
+        <w:rPr>
+          <w:rFonts w:ascii="Arial" w:hAnsi="Arial"/>
+          <w:b/>
+          <w:color w:val="550000"/>
+          <w:sz w:val="26"/>
+        </w:rPr>
+        <w:t>ਸਭੁ ਸਚੋ ਸਚੁ ਵਰਤਦਾ ਸਦਾ ਸਚੁ ਨਿਆਉ</w:t>
       </w:r>
     </w:p>
     <w:p>
@@ -849,102 +1597,620 @@
       <w:r>
         <w:rPr>
           <w:rFonts w:ascii="Arial" w:hAnsi="Arial"/>
-          <w:b w:val="0"/>
           <w:i/>
           <w:color w:val="404040"/>
           <w:sz w:val="20"/>
         </w:rPr>
-        <w:t>How do we get enlightened about this Court Within? How do we find the door, the access to this Court Within? The answer is in the next verse ਗੁਰ ਸਬਦੀ ਦਰੁ ਜਾਣੀਐ Gur Shabdi Dar Janeeaiy. Dar means door, it means passage way, it means access.  Through the messages of the Shabd Guru.</w:t>
+        <w:t>Сабх Сачо Сач Вартда, Сада Сач Ниао.</w:t>
       </w:r>
     </w:p>
     <w:p>
-      <w:pPr>
-        <w:ind w:left="680"/>
-      </w:pPr>
       <w:r>
         <w:rPr>
           <w:rFonts w:ascii="Arial" w:hAnsi="Arial"/>
           <w:b w:val="0"/>
-          <w:i/>
-          <w:color w:val="404040"/>
-          <w:sz w:val="20"/>
-        </w:rPr>
-        <w:t>Enlightenment about the Court within, within which the Creator Reigns, sits on the throne, and executes judgement within ਅੰਦਰਿ ਮਹਲੁ ਅਸਰਾਉ Ander Mehl Asrao is to be obtained from within the messages of the shabd ਗੁਰ ਸਬਦੀ ਦਰੁ ਜਾਣੀਐ ਅੰਦਰਿ ਮਹਲੁ ਅਸਰਾਉ Gur Shabdi Dar Janeeaiy Ander Mehl Asrao.</w:t>
+          <w:color w:val="000000"/>
+          <w:sz w:val="22"/>
+        </w:rPr>
+        <w:t xml:space="preserve">Этот стих говорит нам о характере и качестве </w:t>
+      </w:r>
+      <w:r>
+        <w:rPr>
+          <w:rFonts w:ascii="Arial" w:hAnsi="Arial"/>
+          <w:b w:val="0"/>
+          <w:color w:val="550000"/>
+          <w:sz w:val="22"/>
+        </w:rPr>
+        <w:t>ਪਰਖਿ</w:t>
+      </w:r>
+      <w:r>
+        <w:rPr>
+          <w:rFonts w:ascii="Arial" w:hAnsi="Arial"/>
+          <w:b w:val="0"/>
+          <w:color w:val="000000"/>
+          <w:sz w:val="22"/>
+        </w:rPr>
+        <w:t xml:space="preserve"> Парах, или оценки, или суда.</w:t>
       </w:r>
     </w:p>
     <w:p>
-      <w:pPr>
-        <w:ind w:left="680"/>
-      </w:pPr>
       <w:r>
         <w:rPr>
           <w:rFonts w:ascii="Arial" w:hAnsi="Arial"/>
           <w:b w:val="0"/>
-          <w:i/>
-          <w:color w:val="404040"/>
-          <w:sz w:val="20"/>
-        </w:rPr>
-        <w:t>The phrase ਅੰਦਰਿ ਮਹਲੁ ਅਸਰਾਉ Ander Mehl Asrao means Within the Conscience. It is our CONSCIENCE that is the DARGAH. It is the Conscience that is the court.</w:t>
+          <w:color w:val="000000"/>
+          <w:sz w:val="22"/>
+        </w:rPr>
+        <w:t>Суд, исходящий от голоса Совести внутри, касается справедливости настоящего.</w:t>
       </w:r>
     </w:p>
     <w:p>
-      <w:pPr>
-        <w:ind w:left="680"/>
-      </w:pPr>
       <w:r>
         <w:rPr>
           <w:rFonts w:ascii="Arial" w:hAnsi="Arial"/>
           <w:b w:val="0"/>
-          <w:i/>
-          <w:color w:val="404040"/>
-          <w:sz w:val="20"/>
-        </w:rPr>
-        <w:t>Keep in mind that all of Gurbani’s concepts are grounded in the HERE and NOW. In our present life. ਵਰਤਮਾਨ ਵਿਚ ਵਰਤਦਾ ਹੋਵਣਹਾਰ ਸੋਈ ਪਰਵਾਣਾ॥ Varatmaan Vich Varatda Hovanhaar Soee Parvana.</w:t>
+          <w:color w:val="000000"/>
+          <w:sz w:val="22"/>
+        </w:rPr>
+        <w:t>И каков же плод такого осознания? Что происходит, когда ты осознаёшь, что Творец — это Голос твоей Совести?</w:t>
       </w:r>
     </w:p>
     <w:p>
-      <w:pPr>
-        <w:ind w:left="680"/>
-      </w:pPr>
       <w:r>
         <w:rPr>
           <w:rFonts w:ascii="Arial" w:hAnsi="Arial"/>
           <w:b w:val="0"/>
-          <w:i/>
-          <w:color w:val="404040"/>
-          <w:sz w:val="20"/>
-        </w:rPr>
-        <w:t>Similarly, the concepts of Dargah and Judgement in Dargah are grounded in the HERE and NOW.</w:t>
+          <w:color w:val="000000"/>
+          <w:sz w:val="22"/>
+        </w:rPr>
+        <w:t xml:space="preserve">Плод — в заключительном стихе: </w:t>
+      </w:r>
+      <w:r>
+        <w:rPr>
+          <w:rFonts w:ascii="Arial" w:hAnsi="Arial"/>
+          <w:b w:val="0"/>
+          <w:color w:val="550000"/>
+          <w:sz w:val="22"/>
+        </w:rPr>
+        <w:t>ਅੰਮ੍ਰਿਤ</w:t>
+      </w:r>
+      <w:r>
+        <w:rPr>
+          <w:rFonts w:ascii="Arial" w:hAnsi="Arial"/>
+          <w:b w:val="0"/>
+          <w:color w:val="000000"/>
+          <w:sz w:val="22"/>
+        </w:rPr>
+        <w:t xml:space="preserve"> </w:t>
+      </w:r>
+      <w:r>
+        <w:rPr>
+          <w:rFonts w:ascii="Arial" w:hAnsi="Arial"/>
+          <w:b w:val="0"/>
+          <w:color w:val="550000"/>
+          <w:sz w:val="22"/>
+        </w:rPr>
+        <w:t>ਕਾ</w:t>
+      </w:r>
+      <w:r>
+        <w:rPr>
+          <w:rFonts w:ascii="Arial" w:hAnsi="Arial"/>
+          <w:b w:val="0"/>
+          <w:color w:val="000000"/>
+          <w:sz w:val="22"/>
+        </w:rPr>
+        <w:t xml:space="preserve"> </w:t>
+      </w:r>
+      <w:r>
+        <w:rPr>
+          <w:rFonts w:ascii="Arial" w:hAnsi="Arial"/>
+          <w:b w:val="0"/>
+          <w:color w:val="550000"/>
+          <w:sz w:val="22"/>
+        </w:rPr>
+        <w:t>ਰਸੁ</w:t>
+      </w:r>
+      <w:r>
+        <w:rPr>
+          <w:rFonts w:ascii="Arial" w:hAnsi="Arial"/>
+          <w:b w:val="0"/>
+          <w:color w:val="000000"/>
+          <w:sz w:val="22"/>
+        </w:rPr>
+        <w:t xml:space="preserve"> </w:t>
+      </w:r>
+      <w:r>
+        <w:rPr>
+          <w:rFonts w:ascii="Arial" w:hAnsi="Arial"/>
+          <w:b w:val="0"/>
+          <w:color w:val="550000"/>
+          <w:sz w:val="22"/>
+        </w:rPr>
+        <w:t>ਆਇਆ</w:t>
+      </w:r>
+      <w:r>
+        <w:rPr>
+          <w:rFonts w:ascii="Arial" w:hAnsi="Arial"/>
+          <w:b w:val="0"/>
+          <w:color w:val="000000"/>
+          <w:sz w:val="22"/>
+        </w:rPr>
+        <w:t xml:space="preserve"> </w:t>
+      </w:r>
+      <w:r>
+        <w:rPr>
+          <w:rFonts w:ascii="Arial" w:hAnsi="Arial"/>
+          <w:b w:val="0"/>
+          <w:color w:val="550000"/>
+          <w:sz w:val="22"/>
+        </w:rPr>
+        <w:t>ਮਨਿ</w:t>
+      </w:r>
+      <w:r>
+        <w:rPr>
+          <w:rFonts w:ascii="Arial" w:hAnsi="Arial"/>
+          <w:b w:val="0"/>
+          <w:color w:val="000000"/>
+          <w:sz w:val="22"/>
+        </w:rPr>
+        <w:t xml:space="preserve"> </w:t>
+      </w:r>
+      <w:r>
+        <w:rPr>
+          <w:rFonts w:ascii="Arial" w:hAnsi="Arial"/>
+          <w:b w:val="0"/>
+          <w:color w:val="550000"/>
+          <w:sz w:val="22"/>
+        </w:rPr>
+        <w:t>ਵਸਿਆ</w:t>
+      </w:r>
+      <w:r>
+        <w:rPr>
+          <w:rFonts w:ascii="Arial" w:hAnsi="Arial"/>
+          <w:b w:val="0"/>
+          <w:color w:val="000000"/>
+          <w:sz w:val="22"/>
+        </w:rPr>
+        <w:t xml:space="preserve"> </w:t>
+      </w:r>
+      <w:r>
+        <w:rPr>
+          <w:rFonts w:ascii="Arial" w:hAnsi="Arial"/>
+          <w:b w:val="0"/>
+          <w:color w:val="550000"/>
+          <w:sz w:val="22"/>
+        </w:rPr>
+        <w:t>ਨਾਉ</w:t>
+      </w:r>
+      <w:r>
+        <w:rPr>
+          <w:rFonts w:ascii="Arial" w:hAnsi="Arial"/>
+          <w:b w:val="0"/>
+          <w:color w:val="000000"/>
+          <w:sz w:val="22"/>
+        </w:rPr>
+        <w:t xml:space="preserve"> Амрит Ка Рус Айя Мун Васья Нао.</w:t>
       </w:r>
     </w:p>
     <w:p>
-      <w:pPr>
-        <w:ind w:left="680"/>
-      </w:pPr>
       <w:r>
         <w:rPr>
           <w:rFonts w:ascii="Arial" w:hAnsi="Arial"/>
           <w:b w:val="0"/>
-          <w:i/>
-          <w:color w:val="404040"/>
-          <w:sz w:val="20"/>
-        </w:rPr>
-        <w:t>In that context then, the phrase ਅੰਦਰਿ ਮਹਲੁ ਅਸਰਾਉ Ander Mehl Asrao means Within the Conscience. It is our CONSCIENCE that is the DARGAH. It is the Conscience that makes judgements about our thoughts, speech, acts and deeds. These are instant judgements in the here and now.</w:t>
+          <w:color w:val="550000"/>
+          <w:sz w:val="22"/>
+        </w:rPr>
+        <w:t>ਅੰਮ੍ਰਿਤ</w:t>
+      </w:r>
+      <w:r>
+        <w:rPr>
+          <w:rFonts w:ascii="Arial" w:hAnsi="Arial"/>
+          <w:b w:val="0"/>
+          <w:color w:val="000000"/>
+          <w:sz w:val="22"/>
+        </w:rPr>
+        <w:t xml:space="preserve"> </w:t>
+      </w:r>
+      <w:r>
+        <w:rPr>
+          <w:rFonts w:ascii="Arial" w:hAnsi="Arial"/>
+          <w:b w:val="0"/>
+          <w:color w:val="550000"/>
+          <w:sz w:val="22"/>
+        </w:rPr>
+        <w:t>ਕਾ</w:t>
+      </w:r>
+      <w:r>
+        <w:rPr>
+          <w:rFonts w:ascii="Arial" w:hAnsi="Arial"/>
+          <w:b w:val="0"/>
+          <w:color w:val="000000"/>
+          <w:sz w:val="22"/>
+        </w:rPr>
+        <w:t xml:space="preserve"> </w:t>
+      </w:r>
+      <w:r>
+        <w:rPr>
+          <w:rFonts w:ascii="Arial" w:hAnsi="Arial"/>
+          <w:b w:val="0"/>
+          <w:color w:val="550000"/>
+          <w:sz w:val="22"/>
+        </w:rPr>
+        <w:t>ਰਸੁ</w:t>
+      </w:r>
+      <w:r>
+        <w:rPr>
+          <w:rFonts w:ascii="Arial" w:hAnsi="Arial"/>
+          <w:b w:val="0"/>
+          <w:color w:val="000000"/>
+          <w:sz w:val="22"/>
+        </w:rPr>
+        <w:t xml:space="preserve"> </w:t>
+      </w:r>
+      <w:r>
+        <w:rPr>
+          <w:rFonts w:ascii="Arial" w:hAnsi="Arial"/>
+          <w:b w:val="0"/>
+          <w:color w:val="550000"/>
+          <w:sz w:val="22"/>
+        </w:rPr>
+        <w:t>ਆਇਆ</w:t>
+      </w:r>
+      <w:r>
+        <w:rPr>
+          <w:rFonts w:ascii="Arial" w:hAnsi="Arial"/>
+          <w:b w:val="0"/>
+          <w:color w:val="000000"/>
+          <w:sz w:val="22"/>
+        </w:rPr>
+        <w:t xml:space="preserve"> Амрит Ка Рус Айя означает: суть духовной жизни пробуждается.</w:t>
       </w:r>
     </w:p>
     <w:p>
-      <w:pPr>
-        <w:ind w:left="680"/>
-      </w:pPr>
       <w:r>
         <w:rPr>
           <w:rFonts w:ascii="Arial" w:hAnsi="Arial"/>
           <w:b w:val="0"/>
-          <w:i/>
-          <w:color w:val="404040"/>
-          <w:sz w:val="20"/>
-        </w:rPr>
-        <w:t>The meaning of the verse then is this:  The Creator is Within, His Throne on which he sits is Within. The Justice, the law, the rules, the judgement is also Within.  Enlightenment about the Court within Our Conscience is obtained from within the messages of the shabd.</w:t>
+          <w:color w:val="000000"/>
+          <w:sz w:val="22"/>
+        </w:rPr>
+        <w:t>Перевод стиха: Суд внутри моей Совести — в том, что я принимаю доброе и отвергаю нечистое. Суть духовной жизни пробуждается, и в уме воцаряется Имя.</w:t>
+      </w:r>
+    </w:p>
+    <w:p>
+      <w:r>
+        <w:rPr>
+          <w:rFonts w:ascii="Arial" w:hAnsi="Arial"/>
+          <w:b w:val="0"/>
+          <w:color w:val="000000"/>
+          <w:sz w:val="22"/>
+        </w:rPr>
+        <w:t>Собирая всё воедино: суд внутри нашей Совести — это Его Суд. Его Суд — это Суд Настоящего.</w:t>
+      </w:r>
+    </w:p>
+    <w:p>
+      <w:r>
+        <w:rPr>
+          <w:rFonts w:ascii="Arial" w:hAnsi="Arial"/>
+          <w:b w:val="0"/>
+          <w:color w:val="000000"/>
+          <w:sz w:val="22"/>
+        </w:rPr>
+        <w:t>Доброе и дурное, истинное и ложное, подлинное и мнимое — я сужу об этом внутри своей Совести.</w:t>
+      </w:r>
+    </w:p>
+    <w:p>
+      <w:r>
+        <w:rPr>
+          <w:rFonts w:ascii="Arial" w:hAnsi="Arial"/>
+          <w:b w:val="0"/>
+          <w:color w:val="000000"/>
+          <w:sz w:val="22"/>
+        </w:rPr>
+        <w:t xml:space="preserve">Доброе я принимаю — </w:t>
+      </w:r>
+      <w:r>
+        <w:rPr>
+          <w:rFonts w:ascii="Arial" w:hAnsi="Arial"/>
+          <w:b w:val="0"/>
+          <w:color w:val="550000"/>
+          <w:sz w:val="22"/>
+        </w:rPr>
+        <w:t>ਖਰੇ</w:t>
+      </w:r>
+      <w:r>
+        <w:rPr>
+          <w:rFonts w:ascii="Arial" w:hAnsi="Arial"/>
+          <w:b w:val="0"/>
+          <w:color w:val="000000"/>
+          <w:sz w:val="22"/>
+        </w:rPr>
+        <w:t xml:space="preserve"> </w:t>
+      </w:r>
+      <w:r>
+        <w:rPr>
+          <w:rFonts w:ascii="Arial" w:hAnsi="Arial"/>
+          <w:b w:val="0"/>
+          <w:color w:val="550000"/>
+          <w:sz w:val="22"/>
+        </w:rPr>
+        <w:t>ਪਰਖਿ</w:t>
+      </w:r>
+      <w:r>
+        <w:rPr>
+          <w:rFonts w:ascii="Arial" w:hAnsi="Arial"/>
+          <w:b w:val="0"/>
+          <w:color w:val="000000"/>
+          <w:sz w:val="22"/>
+        </w:rPr>
+        <w:t xml:space="preserve"> </w:t>
+      </w:r>
+      <w:r>
+        <w:rPr>
+          <w:rFonts w:ascii="Arial" w:hAnsi="Arial"/>
+          <w:b w:val="0"/>
+          <w:color w:val="550000"/>
+          <w:sz w:val="22"/>
+        </w:rPr>
+        <w:t>ਖਜਾਨੈ</w:t>
+      </w:r>
+      <w:r>
+        <w:rPr>
+          <w:rFonts w:ascii="Arial" w:hAnsi="Arial"/>
+          <w:b w:val="0"/>
+          <w:color w:val="000000"/>
+          <w:sz w:val="22"/>
+        </w:rPr>
+        <w:t xml:space="preserve"> </w:t>
+      </w:r>
+      <w:r>
+        <w:rPr>
+          <w:rFonts w:ascii="Arial" w:hAnsi="Arial"/>
+          <w:b w:val="0"/>
+          <w:color w:val="550000"/>
+          <w:sz w:val="22"/>
+        </w:rPr>
+        <w:t>ਪਾਈਅਨਿ</w:t>
+      </w:r>
+      <w:r>
+        <w:rPr>
+          <w:rFonts w:ascii="Arial" w:hAnsi="Arial"/>
+          <w:b w:val="0"/>
+          <w:color w:val="000000"/>
+          <w:sz w:val="22"/>
+        </w:rPr>
+        <w:t xml:space="preserve"> Хрей Парх Кхаджанай Пайен. Нечистое отвергаю — </w:t>
+      </w:r>
+      <w:r>
+        <w:rPr>
+          <w:rFonts w:ascii="Arial" w:hAnsi="Arial"/>
+          <w:b w:val="0"/>
+          <w:color w:val="550000"/>
+          <w:sz w:val="22"/>
+        </w:rPr>
+        <w:t>ਖੋਟਿਆ</w:t>
+      </w:r>
+      <w:r>
+        <w:rPr>
+          <w:rFonts w:ascii="Arial" w:hAnsi="Arial"/>
+          <w:b w:val="0"/>
+          <w:color w:val="000000"/>
+          <w:sz w:val="22"/>
+        </w:rPr>
+        <w:t xml:space="preserve"> </w:t>
+      </w:r>
+      <w:r>
+        <w:rPr>
+          <w:rFonts w:ascii="Arial" w:hAnsi="Arial"/>
+          <w:b w:val="0"/>
+          <w:color w:val="550000"/>
+          <w:sz w:val="22"/>
+        </w:rPr>
+        <w:t>ਨਾਹੀ</w:t>
+      </w:r>
+      <w:r>
+        <w:rPr>
+          <w:rFonts w:ascii="Arial" w:hAnsi="Arial"/>
+          <w:b w:val="0"/>
+          <w:color w:val="000000"/>
+          <w:sz w:val="22"/>
+        </w:rPr>
+        <w:t xml:space="preserve"> </w:t>
+      </w:r>
+      <w:r>
+        <w:rPr>
+          <w:rFonts w:ascii="Arial" w:hAnsi="Arial"/>
+          <w:b w:val="0"/>
+          <w:color w:val="550000"/>
+          <w:sz w:val="22"/>
+        </w:rPr>
+        <w:t>ਥਾਉ</w:t>
+      </w:r>
+      <w:r>
+        <w:rPr>
+          <w:rFonts w:ascii="Arial" w:hAnsi="Arial"/>
+          <w:b w:val="0"/>
+          <w:color w:val="000000"/>
+          <w:sz w:val="22"/>
+        </w:rPr>
+        <w:t xml:space="preserve"> Кхотья Нахи Тхао. И тогда суть духовной жизни пробуждается — </w:t>
+      </w:r>
+      <w:r>
+        <w:rPr>
+          <w:rFonts w:ascii="Arial" w:hAnsi="Arial"/>
+          <w:b w:val="0"/>
+          <w:color w:val="550000"/>
+          <w:sz w:val="22"/>
+        </w:rPr>
+        <w:t>ਅੰਮ੍ਰਿਤ</w:t>
+      </w:r>
+      <w:r>
+        <w:rPr>
+          <w:rFonts w:ascii="Arial" w:hAnsi="Arial"/>
+          <w:b w:val="0"/>
+          <w:color w:val="000000"/>
+          <w:sz w:val="22"/>
+        </w:rPr>
+        <w:t xml:space="preserve"> </w:t>
+      </w:r>
+      <w:r>
+        <w:rPr>
+          <w:rFonts w:ascii="Arial" w:hAnsi="Arial"/>
+          <w:b w:val="0"/>
+          <w:color w:val="550000"/>
+          <w:sz w:val="22"/>
+        </w:rPr>
+        <w:t>ਕਾ</w:t>
+      </w:r>
+      <w:r>
+        <w:rPr>
+          <w:rFonts w:ascii="Arial" w:hAnsi="Arial"/>
+          <w:b w:val="0"/>
+          <w:color w:val="000000"/>
+          <w:sz w:val="22"/>
+        </w:rPr>
+        <w:t xml:space="preserve"> </w:t>
+      </w:r>
+      <w:r>
+        <w:rPr>
+          <w:rFonts w:ascii="Arial" w:hAnsi="Arial"/>
+          <w:b w:val="0"/>
+          <w:color w:val="550000"/>
+          <w:sz w:val="22"/>
+        </w:rPr>
+        <w:t>ਰਸੁ</w:t>
+      </w:r>
+      <w:r>
+        <w:rPr>
+          <w:rFonts w:ascii="Arial" w:hAnsi="Arial"/>
+          <w:b w:val="0"/>
+          <w:color w:val="000000"/>
+          <w:sz w:val="22"/>
+        </w:rPr>
+        <w:t xml:space="preserve"> </w:t>
+      </w:r>
+      <w:r>
+        <w:rPr>
+          <w:rFonts w:ascii="Arial" w:hAnsi="Arial"/>
+          <w:b w:val="0"/>
+          <w:color w:val="550000"/>
+          <w:sz w:val="22"/>
+        </w:rPr>
+        <w:t>ਆਇਆ</w:t>
+      </w:r>
+      <w:r>
+        <w:rPr>
+          <w:rFonts w:ascii="Arial" w:hAnsi="Arial"/>
+          <w:b w:val="0"/>
+          <w:color w:val="000000"/>
+          <w:sz w:val="22"/>
+        </w:rPr>
+        <w:t xml:space="preserve"> </w:t>
+      </w:r>
+      <w:r>
+        <w:rPr>
+          <w:rFonts w:ascii="Arial" w:hAnsi="Arial"/>
+          <w:b w:val="0"/>
+          <w:color w:val="550000"/>
+          <w:sz w:val="22"/>
+        </w:rPr>
+        <w:t>ਮਨਿ</w:t>
+      </w:r>
+      <w:r>
+        <w:rPr>
+          <w:rFonts w:ascii="Arial" w:hAnsi="Arial"/>
+          <w:b w:val="0"/>
+          <w:color w:val="000000"/>
+          <w:sz w:val="22"/>
+        </w:rPr>
+        <w:t xml:space="preserve"> </w:t>
+      </w:r>
+      <w:r>
+        <w:rPr>
+          <w:rFonts w:ascii="Arial" w:hAnsi="Arial"/>
+          <w:b w:val="0"/>
+          <w:color w:val="550000"/>
+          <w:sz w:val="22"/>
+        </w:rPr>
+        <w:t>ਵਸਿਆ</w:t>
+      </w:r>
+      <w:r>
+        <w:rPr>
+          <w:rFonts w:ascii="Arial" w:hAnsi="Arial"/>
+          <w:b w:val="0"/>
+          <w:color w:val="000000"/>
+          <w:sz w:val="22"/>
+        </w:rPr>
+        <w:t xml:space="preserve"> </w:t>
+      </w:r>
+      <w:r>
+        <w:rPr>
+          <w:rFonts w:ascii="Arial" w:hAnsi="Arial"/>
+          <w:b w:val="0"/>
+          <w:color w:val="550000"/>
+          <w:sz w:val="22"/>
+        </w:rPr>
+        <w:t>ਨਾਉ</w:t>
+      </w:r>
+      <w:r>
+        <w:rPr>
+          <w:rFonts w:ascii="Arial" w:hAnsi="Arial"/>
+          <w:b w:val="0"/>
+          <w:color w:val="000000"/>
+          <w:sz w:val="22"/>
+        </w:rPr>
+        <w:t xml:space="preserve"> Амрит Ка Рус Айя Мун Васья Нао.</w:t>
+      </w:r>
+    </w:p>
+    <w:p>
+      <w:r>
+        <w:rPr>
+          <w:rFonts w:ascii="Arial" w:hAnsi="Arial"/>
+          <w:b w:val="0"/>
+          <w:color w:val="000000"/>
+          <w:sz w:val="22"/>
+        </w:rPr>
+        <w:t>Всё это означает: Гуру Амардас говорит нам, что для того чтобы Божественность пришла в нашу жизнь, нужно прислушиваться к Суду внутри нашей Совести и действовать в соответствии с ним.</w:t>
+      </w:r>
+    </w:p>
+    <w:p>
+      <w:r>
+        <w:rPr>
+          <w:rFonts w:ascii="Arial" w:hAnsi="Arial"/>
+          <w:b w:val="0"/>
+          <w:color w:val="000000"/>
+          <w:sz w:val="22"/>
+        </w:rPr>
+        <w:t>Если же мы считаем Дарга внешней сущностью в загробной жизни — суд нашей Совести в настоящем не играет в нашей жизни никакой роли.</w:t>
+      </w:r>
+    </w:p>
+    <w:p>
+      <w:r>
+        <w:rPr>
+          <w:rFonts w:ascii="Arial" w:hAnsi="Arial"/>
+          <w:b w:val="0"/>
+          <w:color w:val="000000"/>
+          <w:sz w:val="22"/>
+        </w:rPr>
+        <w:t xml:space="preserve">Четвёртый Гуру Рамдас говорит в этих глубоких стихах на странице 591 </w:t>
+      </w:r>
+      <w:r>
+        <w:rPr>
+          <w:rFonts w:ascii="Arial" w:hAnsi="Arial"/>
+          <w:b/>
+          <w:color w:val="000000"/>
+          <w:sz w:val="22"/>
+        </w:rPr>
+        <w:t>СГГС</w:t>
+      </w:r>
+      <w:r>
+        <w:rPr>
+          <w:rFonts w:ascii="Arial" w:hAnsi="Arial"/>
+          <w:b w:val="0"/>
+          <w:color w:val="000000"/>
+          <w:sz w:val="22"/>
+        </w:rPr>
+        <w:t>:</w:t>
       </w:r>
     </w:p>
     <w:p>
@@ -963,7 +2229,7 @@
               <a:graphicData uri="http://schemas.openxmlformats.org/drawingml/2006/picture">
                 <pic:pic>
                   <pic:nvPicPr>
-                    <pic:cNvPr id="0" name="dargah_karminder_sikhi-concepts_9.jpg"/>
+                    <pic:cNvPr id="0" name="img_054.jpg"/>
                     <pic:cNvPicPr/>
                   </pic:nvPicPr>
                   <pic:blipFill>
@@ -988,29 +2254,18 @@
     </w:p>
     <w:p>
       <w:pPr>
-        <w:ind w:left="680"/>
+        <w:jc w:val="center"/>
       </w:pPr>
       <w:r>
         <w:rPr>
           <w:rFonts w:ascii="Arial" w:hAnsi="Arial"/>
-          <w:b w:val="0"/>
-          <w:i/>
-          <w:color w:val="404040"/>
-          <w:sz w:val="20"/>
-        </w:rPr>
-        <w:t>The verses that follow are:</w:t>
-      </w:r>
-    </w:p>
-    <w:p>
-      <w:r>
-        <w:rPr>
-          <w:rFonts w:ascii="Arial" w:hAnsi="Arial"/>
           <w:b/>
-          <w:i w:val="0"/>
           <w:color w:val="550000"/>
           <w:sz w:val="26"/>
         </w:rPr>
-        <w:t>ਖਰੇ ਪਰਖਿ ਖਜਾਨੈ ਪਾਈਅਨਿ ਖੋਟਿਆ ਨਾਹੀ ਥਾਉ ॥ ਸਭੁ ਸਚੋ ਸਚੁ ਵਰਤਦਾ ਸਦਾ ਸਚੁ ਨਿਆਉ ॥</w:t>
+        <w:t>ਜਿਸੁ ਕੈ ਘਰਿ ਦੀਬਾਨੁ ਹਰਿ ਹੋਵੈ ਤਿਸ ਕੀ ਮੁਠੀ ਵਿਚਿ ਜਗਤੁ ਸਭੁ ਆਇਆ ॥</w:t>
+        <w:br/>
+        <w:t>ਤਿਸ ਕਉ ਤਲਕੀ ਕਿਸੈ ਦੀ ਨਾਹੀ ਹਰਿ ਦੀਬਾਣਿ ਸਭਿ ਆਣਿ ਪੈਰੀ ਪਾਇਆ ॥</w:t>
       </w:r>
     </w:p>
     <w:p>
@@ -1020,465 +2275,479 @@
       <w:r>
         <w:rPr>
           <w:rFonts w:ascii="Arial" w:hAnsi="Arial"/>
-          <w:b w:val="0"/>
           <w:i/>
           <w:color w:val="404040"/>
           <w:sz w:val="20"/>
         </w:rPr>
-        <w:t>Khrey Parkh Khajaneiy Payien Khotia Nahi Thao. Sabh Sach Scho Sach Vartda Sda Sach Niao. Amrit Ka Rus Aiya Mun Vasiya Nao. SGGS Page 1092</w:t>
+        <w:t>Джис Кай Гхар Дибан Хар Хоуэй Тис Ки Мутхи Вич Джагт Сабх Айя.</w:t>
+        <w:br/>
+        <w:t>Тис Као Талки Кисэй Ди Нахи Хар Дибан Сабх Аан Пайри Пайя.</w:t>
       </w:r>
     </w:p>
     <w:p>
-      <w:pPr>
-        <w:ind w:left="680"/>
-      </w:pPr>
       <w:r>
         <w:rPr>
           <w:rFonts w:ascii="Arial" w:hAnsi="Arial"/>
           <w:b w:val="0"/>
-          <w:i/>
-          <w:color w:val="404040"/>
-          <w:sz w:val="20"/>
-        </w:rPr>
-        <w:t>What happens in the Court or Dargah that is our Conscience – is that judgement or evaluation takes place – in the HERE and NOW. The word ਪਰਖਿ means just that – evaluation and judgement.</w:t>
+          <w:color w:val="000000"/>
+          <w:sz w:val="22"/>
+        </w:rPr>
+        <w:t>Дибан — это Суд. Гхар — это «внутри», и в Гурбани это слово указывает именно на Сердце, на то, что находится внутри.</w:t>
       </w:r>
     </w:p>
     <w:p>
-      <w:pPr>
-        <w:ind w:left="680"/>
-      </w:pPr>
       <w:r>
         <w:rPr>
           <w:rFonts w:ascii="Arial" w:hAnsi="Arial"/>
           <w:b w:val="0"/>
-          <w:i/>
-          <w:color w:val="404040"/>
-          <w:sz w:val="20"/>
-        </w:rPr>
-        <w:t>What is the ਪਰਖਿ Parkh about? What is the judgement within our Conscience? Guru ji says – ਖਰੇ ਪਰਖਿ ਖਜਾਨੈ ਪਾਈਅਨਿ ਖੋਟਿਆ ਨਾਹੀ ਥਾਉ Khrey Parkh Khajaneiy Payien Khotia Nahi Thao – To accept the good   and to reject the bad. To provide space and acceptance to upright thoughts, to worthy speech and to virtuous deeds – ਖਰੇ ਪਰਖਿ ਖਜਾਨੈ ਪਾਈਅਨਿ Khrey Parkh Khajaneiy Payien and to reject and toss out the fake ਖੋਟਿਆ ਨਾਹੀ ਥਾਉ Khotia Nahi Tha.</w:t>
+          <w:color w:val="000000"/>
+          <w:sz w:val="22"/>
+        </w:rPr>
+        <w:t xml:space="preserve">В первом стихе Гуру Рамдас говорит: Суд Вездесущего Творца — </w:t>
+      </w:r>
+      <w:r>
+        <w:rPr>
+          <w:rFonts w:ascii="Arial" w:hAnsi="Arial"/>
+          <w:b w:val="0"/>
+          <w:color w:val="550000"/>
+          <w:sz w:val="22"/>
+        </w:rPr>
+        <w:t>ਜਿਸੁ</w:t>
+      </w:r>
+      <w:r>
+        <w:rPr>
+          <w:rFonts w:ascii="Arial" w:hAnsi="Arial"/>
+          <w:b w:val="0"/>
+          <w:color w:val="000000"/>
+          <w:sz w:val="22"/>
+        </w:rPr>
+        <w:t xml:space="preserve"> </w:t>
+      </w:r>
+      <w:r>
+        <w:rPr>
+          <w:rFonts w:ascii="Arial" w:hAnsi="Arial"/>
+          <w:b w:val="0"/>
+          <w:color w:val="550000"/>
+          <w:sz w:val="22"/>
+        </w:rPr>
+        <w:t>ਕੈ</w:t>
+      </w:r>
+      <w:r>
+        <w:rPr>
+          <w:rFonts w:ascii="Arial" w:hAnsi="Arial"/>
+          <w:b w:val="0"/>
+          <w:color w:val="000000"/>
+          <w:sz w:val="22"/>
+        </w:rPr>
+        <w:t xml:space="preserve"> </w:t>
+      </w:r>
+      <w:r>
+        <w:rPr>
+          <w:rFonts w:ascii="Arial" w:hAnsi="Arial"/>
+          <w:b w:val="0"/>
+          <w:color w:val="550000"/>
+          <w:sz w:val="22"/>
+        </w:rPr>
+        <w:t>ਘਰਿ</w:t>
+      </w:r>
+      <w:r>
+        <w:rPr>
+          <w:rFonts w:ascii="Arial" w:hAnsi="Arial"/>
+          <w:b w:val="0"/>
+          <w:color w:val="000000"/>
+          <w:sz w:val="22"/>
+        </w:rPr>
+        <w:t xml:space="preserve"> </w:t>
+      </w:r>
+      <w:r>
+        <w:rPr>
+          <w:rFonts w:ascii="Arial" w:hAnsi="Arial"/>
+          <w:b w:val="0"/>
+          <w:color w:val="550000"/>
+          <w:sz w:val="22"/>
+        </w:rPr>
+        <w:t>ਦੀਬਾਨੁ</w:t>
+      </w:r>
+      <w:r>
+        <w:rPr>
+          <w:rFonts w:ascii="Arial" w:hAnsi="Arial"/>
+          <w:b w:val="0"/>
+          <w:color w:val="000000"/>
+          <w:sz w:val="22"/>
+        </w:rPr>
+        <w:t xml:space="preserve"> </w:t>
+      </w:r>
+      <w:r>
+        <w:rPr>
+          <w:rFonts w:ascii="Arial" w:hAnsi="Arial"/>
+          <w:b w:val="0"/>
+          <w:color w:val="550000"/>
+          <w:sz w:val="22"/>
+        </w:rPr>
+        <w:t>ਹਰਿ</w:t>
+      </w:r>
+      <w:r>
+        <w:rPr>
+          <w:rFonts w:ascii="Arial" w:hAnsi="Arial"/>
+          <w:b w:val="0"/>
+          <w:color w:val="000000"/>
+          <w:sz w:val="22"/>
+        </w:rPr>
+        <w:t xml:space="preserve"> </w:t>
+      </w:r>
+      <w:r>
+        <w:rPr>
+          <w:rFonts w:ascii="Arial" w:hAnsi="Arial"/>
+          <w:b w:val="0"/>
+          <w:color w:val="550000"/>
+          <w:sz w:val="22"/>
+        </w:rPr>
+        <w:t>ਹੋਵੈ</w:t>
+      </w:r>
+      <w:r>
+        <w:rPr>
+          <w:rFonts w:ascii="Arial" w:hAnsi="Arial"/>
+          <w:b w:val="0"/>
+          <w:color w:val="000000"/>
+          <w:sz w:val="22"/>
+        </w:rPr>
+        <w:t xml:space="preserve"> Джис Кай Гхар Дибан Хар Хоуэй — пребывает внутри.</w:t>
       </w:r>
     </w:p>
     <w:p>
-      <w:pPr>
-        <w:ind w:left="680"/>
-      </w:pPr>
       <w:r>
         <w:rPr>
           <w:rFonts w:ascii="Arial" w:hAnsi="Arial"/>
           <w:b w:val="0"/>
-          <w:i/>
-          <w:color w:val="404040"/>
-          <w:sz w:val="20"/>
-        </w:rPr>
-        <w:t>The voice of our Conscience Within is the Voice of the Creator Within.</w:t>
+          <w:color w:val="000000"/>
+          <w:sz w:val="22"/>
+        </w:rPr>
+        <w:t xml:space="preserve">Затем Патшах говорит: </w:t>
+      </w:r>
+      <w:r>
+        <w:rPr>
+          <w:rFonts w:ascii="Arial" w:hAnsi="Arial"/>
+          <w:b w:val="0"/>
+          <w:color w:val="550000"/>
+          <w:sz w:val="22"/>
+        </w:rPr>
+        <w:t>ਤਿਸ</w:t>
+      </w:r>
+      <w:r>
+        <w:rPr>
+          <w:rFonts w:ascii="Arial" w:hAnsi="Arial"/>
+          <w:b w:val="0"/>
+          <w:color w:val="000000"/>
+          <w:sz w:val="22"/>
+        </w:rPr>
+        <w:t xml:space="preserve"> </w:t>
+      </w:r>
+      <w:r>
+        <w:rPr>
+          <w:rFonts w:ascii="Arial" w:hAnsi="Arial"/>
+          <w:b w:val="0"/>
+          <w:color w:val="550000"/>
+          <w:sz w:val="22"/>
+        </w:rPr>
+        <w:t>ਕੀ</w:t>
+      </w:r>
+      <w:r>
+        <w:rPr>
+          <w:rFonts w:ascii="Arial" w:hAnsi="Arial"/>
+          <w:b w:val="0"/>
+          <w:color w:val="000000"/>
+          <w:sz w:val="22"/>
+        </w:rPr>
+        <w:t xml:space="preserve"> </w:t>
+      </w:r>
+      <w:r>
+        <w:rPr>
+          <w:rFonts w:ascii="Arial" w:hAnsi="Arial"/>
+          <w:b w:val="0"/>
+          <w:color w:val="550000"/>
+          <w:sz w:val="22"/>
+        </w:rPr>
+        <w:t>ਮੁਠੀ</w:t>
+      </w:r>
+      <w:r>
+        <w:rPr>
+          <w:rFonts w:ascii="Arial" w:hAnsi="Arial"/>
+          <w:b w:val="0"/>
+          <w:color w:val="000000"/>
+          <w:sz w:val="22"/>
+        </w:rPr>
+        <w:t xml:space="preserve"> </w:t>
+      </w:r>
+      <w:r>
+        <w:rPr>
+          <w:rFonts w:ascii="Arial" w:hAnsi="Arial"/>
+          <w:b w:val="0"/>
+          <w:color w:val="550000"/>
+          <w:sz w:val="22"/>
+        </w:rPr>
+        <w:t>ਵਿਚਿ</w:t>
+      </w:r>
+      <w:r>
+        <w:rPr>
+          <w:rFonts w:ascii="Arial" w:hAnsi="Arial"/>
+          <w:b w:val="0"/>
+          <w:color w:val="000000"/>
+          <w:sz w:val="22"/>
+        </w:rPr>
+        <w:t xml:space="preserve"> </w:t>
+      </w:r>
+      <w:r>
+        <w:rPr>
+          <w:rFonts w:ascii="Arial" w:hAnsi="Arial"/>
+          <w:b w:val="0"/>
+          <w:color w:val="550000"/>
+          <w:sz w:val="22"/>
+        </w:rPr>
+        <w:t>ਜਗਤੁ</w:t>
+      </w:r>
+      <w:r>
+        <w:rPr>
+          <w:rFonts w:ascii="Arial" w:hAnsi="Arial"/>
+          <w:b w:val="0"/>
+          <w:color w:val="000000"/>
+          <w:sz w:val="22"/>
+        </w:rPr>
+        <w:t xml:space="preserve"> </w:t>
+      </w:r>
+      <w:r>
+        <w:rPr>
+          <w:rFonts w:ascii="Arial" w:hAnsi="Arial"/>
+          <w:b w:val="0"/>
+          <w:color w:val="550000"/>
+          <w:sz w:val="22"/>
+        </w:rPr>
+        <w:t>ਸਭੁ</w:t>
+      </w:r>
+      <w:r>
+        <w:rPr>
+          <w:rFonts w:ascii="Arial" w:hAnsi="Arial"/>
+          <w:b w:val="0"/>
+          <w:color w:val="000000"/>
+          <w:sz w:val="22"/>
+        </w:rPr>
+        <w:t xml:space="preserve"> </w:t>
+      </w:r>
+      <w:r>
+        <w:rPr>
+          <w:rFonts w:ascii="Arial" w:hAnsi="Arial"/>
+          <w:b w:val="0"/>
+          <w:color w:val="550000"/>
+          <w:sz w:val="22"/>
+        </w:rPr>
+        <w:t>ਆਇਆ</w:t>
+      </w:r>
+      <w:r>
+        <w:rPr>
+          <w:rFonts w:ascii="Arial" w:hAnsi="Arial"/>
+          <w:b w:val="0"/>
+          <w:color w:val="000000"/>
+          <w:sz w:val="22"/>
+        </w:rPr>
+        <w:t xml:space="preserve"> Тис Ки Мутхи Вич Джагт Сабх Айя. Осознание того, что Суд Творца — внутри, открывает: весь мир — в руках Творца.</w:t>
       </w:r>
     </w:p>
     <w:p>
       <w:r>
         <w:rPr>
           <w:rFonts w:ascii="Arial" w:hAnsi="Arial"/>
-          <w:b/>
-          <w:i w:val="0"/>
+          <w:b w:val="0"/>
+          <w:color w:val="000000"/>
+          <w:sz w:val="22"/>
+        </w:rPr>
+        <w:t xml:space="preserve">Второй стих говорит о плоде такого осознания: </w:t>
+      </w:r>
+      <w:r>
+        <w:rPr>
+          <w:rFonts w:ascii="Arial" w:hAnsi="Arial"/>
+          <w:b w:val="0"/>
           <w:color w:val="550000"/>
-          <w:sz w:val="26"/>
-        </w:rPr>
-        <w:t>ਅੰਦਰਿ ਰਾਜਾ ਤਖਤੁ ਹੈ ਆਪੇ ਕਰੇ ਨਿਆਉ</w:t>
+          <w:sz w:val="22"/>
+        </w:rPr>
+        <w:t>ਤਿਸ</w:t>
+      </w:r>
+      <w:r>
+        <w:rPr>
+          <w:rFonts w:ascii="Arial" w:hAnsi="Arial"/>
+          <w:b w:val="0"/>
+          <w:color w:val="000000"/>
+          <w:sz w:val="22"/>
+        </w:rPr>
+        <w:t xml:space="preserve"> </w:t>
+      </w:r>
+      <w:r>
+        <w:rPr>
+          <w:rFonts w:ascii="Arial" w:hAnsi="Arial"/>
+          <w:b w:val="0"/>
+          <w:color w:val="550000"/>
+          <w:sz w:val="22"/>
+        </w:rPr>
+        <w:t>ਕਉ</w:t>
+      </w:r>
+      <w:r>
+        <w:rPr>
+          <w:rFonts w:ascii="Arial" w:hAnsi="Arial"/>
+          <w:b w:val="0"/>
+          <w:color w:val="000000"/>
+          <w:sz w:val="22"/>
+        </w:rPr>
+        <w:t xml:space="preserve"> </w:t>
+      </w:r>
+      <w:r>
+        <w:rPr>
+          <w:rFonts w:ascii="Arial" w:hAnsi="Arial"/>
+          <w:b w:val="0"/>
+          <w:color w:val="550000"/>
+          <w:sz w:val="22"/>
+        </w:rPr>
+        <w:t>ਤਲਕੀ</w:t>
+      </w:r>
+      <w:r>
+        <w:rPr>
+          <w:rFonts w:ascii="Arial" w:hAnsi="Arial"/>
+          <w:b w:val="0"/>
+          <w:color w:val="000000"/>
+          <w:sz w:val="22"/>
+        </w:rPr>
+        <w:t xml:space="preserve"> </w:t>
+      </w:r>
+      <w:r>
+        <w:rPr>
+          <w:rFonts w:ascii="Arial" w:hAnsi="Arial"/>
+          <w:b w:val="0"/>
+          <w:color w:val="550000"/>
+          <w:sz w:val="22"/>
+        </w:rPr>
+        <w:t>ਕਿਸੈ</w:t>
+      </w:r>
+      <w:r>
+        <w:rPr>
+          <w:rFonts w:ascii="Arial" w:hAnsi="Arial"/>
+          <w:b w:val="0"/>
+          <w:color w:val="000000"/>
+          <w:sz w:val="22"/>
+        </w:rPr>
+        <w:t xml:space="preserve"> </w:t>
+      </w:r>
+      <w:r>
+        <w:rPr>
+          <w:rFonts w:ascii="Arial" w:hAnsi="Arial"/>
+          <w:b w:val="0"/>
+          <w:color w:val="550000"/>
+          <w:sz w:val="22"/>
+        </w:rPr>
+        <w:t>ਦੀ</w:t>
+      </w:r>
+      <w:r>
+        <w:rPr>
+          <w:rFonts w:ascii="Arial" w:hAnsi="Arial"/>
+          <w:b w:val="0"/>
+          <w:color w:val="000000"/>
+          <w:sz w:val="22"/>
+        </w:rPr>
+        <w:t xml:space="preserve"> </w:t>
+      </w:r>
+      <w:r>
+        <w:rPr>
+          <w:rFonts w:ascii="Arial" w:hAnsi="Arial"/>
+          <w:b w:val="0"/>
+          <w:color w:val="550000"/>
+          <w:sz w:val="22"/>
+        </w:rPr>
+        <w:t>ਨਾਹੀ</w:t>
+      </w:r>
+      <w:r>
+        <w:rPr>
+          <w:rFonts w:ascii="Arial" w:hAnsi="Arial"/>
+          <w:b w:val="0"/>
+          <w:color w:val="000000"/>
+          <w:sz w:val="22"/>
+        </w:rPr>
+        <w:t xml:space="preserve"> </w:t>
+      </w:r>
+      <w:r>
+        <w:rPr>
+          <w:rFonts w:ascii="Arial" w:hAnsi="Arial"/>
+          <w:b w:val="0"/>
+          <w:color w:val="550000"/>
+          <w:sz w:val="22"/>
+        </w:rPr>
+        <w:t>ਹਰਿ</w:t>
+      </w:r>
+      <w:r>
+        <w:rPr>
+          <w:rFonts w:ascii="Arial" w:hAnsi="Arial"/>
+          <w:b w:val="0"/>
+          <w:color w:val="000000"/>
+          <w:sz w:val="22"/>
+        </w:rPr>
+        <w:t xml:space="preserve"> </w:t>
+      </w:r>
+      <w:r>
+        <w:rPr>
+          <w:rFonts w:ascii="Arial" w:hAnsi="Arial"/>
+          <w:b w:val="0"/>
+          <w:color w:val="550000"/>
+          <w:sz w:val="22"/>
+        </w:rPr>
+        <w:t>ਦੀਬਾਣਹੁ</w:t>
+      </w:r>
+      <w:r>
+        <w:rPr>
+          <w:rFonts w:ascii="Arial" w:hAnsi="Arial"/>
+          <w:b w:val="0"/>
+          <w:color w:val="000000"/>
+          <w:sz w:val="22"/>
+        </w:rPr>
+        <w:t xml:space="preserve"> Тис Као Талки Кисай Ди Нахи Хар Дибаннхо.</w:t>
       </w:r>
     </w:p>
     <w:p>
-      <w:pPr>
-        <w:ind w:left="680"/>
-      </w:pPr>
       <w:r>
         <w:rPr>
           <w:rFonts w:ascii="Arial" w:hAnsi="Arial"/>
           <w:b w:val="0"/>
-          <w:i/>
-          <w:color w:val="404040"/>
-          <w:sz w:val="20"/>
-        </w:rPr>
-        <w:t>Ander Raja Takhat Hai Apey Krey Nioao.</w:t>
+          <w:color w:val="000000"/>
+          <w:sz w:val="22"/>
+        </w:rPr>
+        <w:t>Плод осознания того, что Суд Вездесущего Творца пребывает внутри, — полное освобождение от страха перед Судом в загробной жизни.</w:t>
       </w:r>
     </w:p>
     <w:p>
-      <w:pPr>
-        <w:ind w:left="680"/>
-      </w:pPr>
       <w:r>
         <w:rPr>
           <w:rFonts w:ascii="Arial" w:hAnsi="Arial"/>
           <w:b w:val="0"/>
-          <w:i/>
-          <w:color w:val="404040"/>
-          <w:sz w:val="20"/>
-        </w:rPr>
-        <w:t>He Himself is the Voice of our Conscience Within.</w:t>
+          <w:color w:val="000000"/>
+          <w:sz w:val="22"/>
+        </w:rPr>
+        <w:t>Послание ясно: Сикх Гурбани не подчиняет себя страхам и вымыслам, созданным теми, кто извлекает выгоду из этих страхов.</w:t>
       </w:r>
     </w:p>
     <w:p>
-      <w:pPr>
-        <w:ind w:left="680"/>
-      </w:pPr>
       <w:r>
         <w:rPr>
           <w:rFonts w:ascii="Arial" w:hAnsi="Arial"/>
           <w:b w:val="0"/>
-          <w:i/>
-          <w:color w:val="404040"/>
-          <w:sz w:val="20"/>
-        </w:rPr>
-        <w:t>The voice of our Conscience Within is the Judgement of our thoughts, deeds and actions that takes place all the time in the HERE and NOW, in our PRESENT life. The Conscience is the Court. The Conscience is the Dargah WITHIN.</w:t>
+          <w:color w:val="000000"/>
+          <w:sz w:val="22"/>
+        </w:rPr>
+        <w:t>Этого одного стиха достаточно, чтобы отбросить все внешние сущности — Дарга в загробной жизни, Дхарм Раджа, Яму, Чит Гупта и так далее.</w:t>
       </w:r>
     </w:p>
     <w:p>
-      <w:pPr>
-        <w:ind w:left="680"/>
-      </w:pPr>
       <w:r>
         <w:rPr>
           <w:rFonts w:ascii="Arial" w:hAnsi="Arial"/>
           <w:b w:val="0"/>
-          <w:i/>
-          <w:color w:val="404040"/>
-          <w:sz w:val="20"/>
-        </w:rPr>
-        <w:t>Then Patshah says in the next verse:</w:t>
-      </w:r>
-    </w:p>
-    <w:p>
-      <w:r>
-        <w:rPr>
-          <w:rFonts w:ascii="Arial" w:hAnsi="Arial"/>
-          <w:b/>
-          <w:i w:val="0"/>
-          <w:color w:val="550000"/>
-          <w:sz w:val="26"/>
-        </w:rPr>
-        <w:t>ਸਭੁ ਸਚੋ ਸਚੁ ਵਰਤਦਾ ਸਦਾ ਸਚੁ ਨਿਆਉ</w:t>
-      </w:r>
-    </w:p>
-    <w:p>
-      <w:pPr>
-        <w:ind w:left="680"/>
-      </w:pPr>
-      <w:r>
-        <w:rPr>
-          <w:rFonts w:ascii="Arial" w:hAnsi="Arial"/>
-          <w:b w:val="0"/>
-          <w:i/>
-          <w:color w:val="404040"/>
-          <w:sz w:val="20"/>
-        </w:rPr>
-        <w:t>Sabh Sach Scho Sach Vartda Sda Sach Niao.</w:t>
-      </w:r>
-    </w:p>
-    <w:p>
-      <w:pPr>
-        <w:ind w:left="680"/>
-      </w:pPr>
-      <w:r>
-        <w:rPr>
-          <w:rFonts w:ascii="Arial" w:hAnsi="Arial"/>
-          <w:b w:val="0"/>
-          <w:i/>
-          <w:color w:val="404040"/>
-          <w:sz w:val="20"/>
-        </w:rPr>
-        <w:t>This verse tells us of the character and quality of the ਪਰਖਿ Parakh or evaluation or judgement that takes place within our Conscience as the voice of the Creator within. The character is ਸਦਾ ਸਚੁ ਨਿਆਉ Sda Sach Niao. Niyao means Justice. Sda means permanent, without exceptions. Sach means eternal, of the eternal creator.</w:t>
-      </w:r>
-    </w:p>
-    <w:p>
-      <w:pPr>
-        <w:ind w:left="680"/>
-      </w:pPr>
-      <w:r>
-        <w:rPr>
-          <w:rFonts w:ascii="Arial" w:hAnsi="Arial"/>
-          <w:b w:val="0"/>
-          <w:i/>
-          <w:color w:val="404040"/>
-          <w:sz w:val="20"/>
-        </w:rPr>
-        <w:t>The judgement that is of the voice of the Conscience Within pertains to the Justice of the Eternal Creator. Why? Because the voice of our Conscience Within is the Voice of the Creator Within.</w:t>
-      </w:r>
-    </w:p>
-    <w:p>
-      <w:pPr>
-        <w:ind w:left="680"/>
-      </w:pPr>
-      <w:r>
-        <w:rPr>
-          <w:rFonts w:ascii="Arial" w:hAnsi="Arial"/>
-          <w:b w:val="0"/>
-          <w:i/>
-          <w:color w:val="404040"/>
-          <w:sz w:val="20"/>
-        </w:rPr>
-        <w:t>And what is the outcome of such realization? What is the outcome of the realization that The Creator is Within, that His Throne on which he sits is Within, that His court is within, that the Justice, the law, the rules, and the judgement is also Within?</w:t>
-      </w:r>
-    </w:p>
-    <w:p>
-      <w:pPr>
-        <w:ind w:left="680"/>
-      </w:pPr>
-      <w:r>
-        <w:rPr>
-          <w:rFonts w:ascii="Arial" w:hAnsi="Arial"/>
-          <w:b w:val="0"/>
-          <w:i/>
-          <w:color w:val="404040"/>
-          <w:sz w:val="20"/>
-        </w:rPr>
-        <w:t>The outcome is in the final verse ਅੰਮ੍ਰਿਤ ਕਾ ਰਸੁ ਆਇਆ ਮਨਿ ਵਸਿਆ ਨਾਉ ॥ Amrit Ka Rus Aiya Mun Vasiya Nao. Amrit comes from two words A + Mrit. Mrit means death and A negates it. It therefore means the absence of death, the absence of spiritual death. In other words, SPIRITUAL LIFE.</w:t>
-      </w:r>
-    </w:p>
-    <w:p>
-      <w:r>
-        <w:rPr>
-          <w:rFonts w:ascii="Arial" w:hAnsi="Arial"/>
-          <w:b w:val="0"/>
-          <w:i w:val="0"/>
           <w:color w:val="000000"/>
           <w:sz w:val="22"/>
         </w:rPr>
-        <w:t>ਅੰਮ੍ਰਿਤ ਕਾ ਰਸੁ ਆਇਆ Амрит Ка Рус Айя означает: суть духовной жизни пробуждается.</w:t>
-      </w:r>
-    </w:p>
-    <w:p>
-      <w:pPr>
-        <w:ind w:left="680"/>
-      </w:pPr>
-      <w:r>
-        <w:rPr>
-          <w:rFonts w:ascii="Arial" w:hAnsi="Arial"/>
-          <w:b w:val="0"/>
-          <w:i/>
-          <w:color w:val="404040"/>
-          <w:sz w:val="20"/>
-        </w:rPr>
-        <w:t>The translation of the verse is: The Judgement Within My Conscience Is I Inculcate the Good and I Discard the Bad. The Creator Reigns Supreme Within the Court of Justice of the Creator Within. The Essence of Spiritual Life Is Realized Upon the Realization of Divine Virtues Within.</w:t>
-      </w:r>
-    </w:p>
-    <w:p>
-      <w:pPr>
-        <w:ind w:left="680"/>
-      </w:pPr>
-      <w:r>
-        <w:rPr>
-          <w:rFonts w:ascii="Arial" w:hAnsi="Arial"/>
-          <w:b w:val="0"/>
-          <w:i/>
-          <w:color w:val="404040"/>
-          <w:sz w:val="20"/>
-        </w:rPr>
-        <w:t>Putting it all together then, the message of the verse is: The judgement within our Conscience is of essence.</w:t>
-      </w:r>
-    </w:p>
-    <w:p>
-      <w:pPr>
-        <w:ind w:left="680"/>
-      </w:pPr>
-      <w:r>
-        <w:rPr>
-          <w:rFonts w:ascii="Arial" w:hAnsi="Arial"/>
-          <w:b w:val="0"/>
-          <w:i/>
-          <w:color w:val="404040"/>
-          <w:sz w:val="20"/>
-        </w:rPr>
-        <w:t>The good and the bad, the truth and the falsity, the real and the unreal – I judge within my Conscience on the basis of ਗੁਰ ਸਬਦੀ ਦਰੁ ਜਾਣੀਐ Gur Shabdi Dar Janeeaiy.</w:t>
-      </w:r>
-    </w:p>
-    <w:p>
-      <w:pPr>
-        <w:ind w:left="680"/>
-      </w:pPr>
-      <w:r>
-        <w:rPr>
-          <w:rFonts w:ascii="Arial" w:hAnsi="Arial"/>
-          <w:b w:val="0"/>
-          <w:i/>
-          <w:color w:val="404040"/>
-          <w:sz w:val="20"/>
-        </w:rPr>
-        <w:t>I inculcate the good ਖਰੇ ਪਰਖਿ ਖਜਾਨੈ ਪਾਈਅਨਿ Khrey Parkh Khajaneiy Payien.  I discard the bad ਖੋਟਿਆ ਨਾਹੀ ਥਾਉ Khotia Nahi Thao. The essence of Spiritual life is realized upon the realization of Divine virtues within.</w:t>
-      </w:r>
-    </w:p>
-    <w:p>
-      <w:pPr>
-        <w:ind w:left="680"/>
-      </w:pPr>
-      <w:r>
-        <w:rPr>
-          <w:rFonts w:ascii="Arial" w:hAnsi="Arial"/>
-          <w:b w:val="0"/>
-          <w:i/>
-          <w:color w:val="404040"/>
-          <w:sz w:val="20"/>
-        </w:rPr>
-        <w:t>What all the above means is that Guru Amardas ji is telling us that for Divinity to come into existance within our minds in the HERE and NOW– we need to appreciate that the Creator is Within, His Court or Dargah is within, and so is the Judgement which comes through the voice of the conscience which is the voice of the Creator within.</w:t>
-      </w:r>
-    </w:p>
-    <w:p>
-      <w:pPr>
-        <w:ind w:left="680"/>
-      </w:pPr>
-      <w:r>
-        <w:rPr>
-          <w:rFonts w:ascii="Arial" w:hAnsi="Arial"/>
-          <w:b w:val="0"/>
-          <w:i/>
-          <w:color w:val="404040"/>
-          <w:sz w:val="20"/>
-        </w:rPr>
-        <w:t>On the other hand, if we accept that the Dargah is an external entity in the After Life, and that the judgement is done by an entity out there –also in our afterlife – then the essence of it will NOT be DIVINITY, but fear, anxiety, worry and dread. These are not the building blocks of spirituality in the Here and Now.</w:t>
-      </w:r>
-    </w:p>
-    <w:p>
-      <w:pPr>
-        <w:ind w:left="680"/>
-      </w:pPr>
-      <w:r>
-        <w:rPr>
-          <w:rFonts w:ascii="Arial" w:hAnsi="Arial"/>
-          <w:b w:val="0"/>
-          <w:i/>
-          <w:color w:val="404040"/>
-          <w:sz w:val="20"/>
-        </w:rPr>
-        <w:t>The fourth Guru Ramdas ji has these set of very profound verses on page 591 of the SGGS.</w:t>
-      </w:r>
-    </w:p>
-    <w:p>
-      <w:r>
-        <w:rPr>
-          <w:rFonts w:ascii="Arial" w:hAnsi="Arial"/>
-          <w:b/>
-          <w:i w:val="0"/>
-          <w:color w:val="550000"/>
-          <w:sz w:val="26"/>
-        </w:rPr>
-        <w:t>ਜਿਸੁ ਕੈ ਘਰਿ ਦੀਬਾਨੁ ਹਰਿ ਹੋਵੈ ਤਿਸ ਕੀ ਮੁਠੀ ਵਿਚਿ ਜਗਤੁ ਸਭੁ ਆਇਆ ॥ ਤਿਸ ਕਉ ਤਲਕੀ ਕਿਸੈ ਦੀ ਨਾਹੀ ਹਰਿ ਦੀਬਾਨਿ ਸਭਿ ਆਣਿ ਪੈਰੀ ਪਾਇਆ ॥</w:t>
-      </w:r>
-    </w:p>
-    <w:p>
-      <w:pPr>
-        <w:ind w:left="680"/>
-      </w:pPr>
-      <w:r>
-        <w:rPr>
-          <w:rFonts w:ascii="Arial" w:hAnsi="Arial"/>
-          <w:b w:val="0"/>
-          <w:i/>
-          <w:color w:val="404040"/>
-          <w:sz w:val="20"/>
-        </w:rPr>
-        <w:t>Jis Kaiy Ghar Diban Har Hoveiy Tis Ki Muthi Vich Jagt Sabh Aiya. Tis Kao Talki Kiseiy Di Nahi Har Diban Sabh Aann Pairi Paya.</w:t>
-      </w:r>
-    </w:p>
-    <w:p>
-      <w:pPr>
-        <w:ind w:left="680"/>
-      </w:pPr>
-      <w:r>
-        <w:rPr>
-          <w:rFonts w:ascii="Arial" w:hAnsi="Arial"/>
-          <w:b w:val="0"/>
-          <w:i/>
-          <w:color w:val="404040"/>
-          <w:sz w:val="20"/>
-        </w:rPr>
-        <w:t>The first verse is ਜਿਸੁ ਕੈ ਘਰਿ ਦੀਬਾਨੁ ਹਰਿ ਹੋਵੈ Jis Kaiy Ghar Diban Har Hoveiy.  Diban is Court. And ਘਰਿ Ghar with a sihari is Within – within the mind, within the conscience.</w:t>
-      </w:r>
-    </w:p>
-    <w:p>
-      <w:pPr>
-        <w:ind w:left="680"/>
-      </w:pPr>
-      <w:r>
-        <w:rPr>
-          <w:rFonts w:ascii="Arial" w:hAnsi="Arial"/>
-          <w:b w:val="0"/>
-          <w:i/>
-          <w:color w:val="404040"/>
-          <w:sz w:val="20"/>
-        </w:rPr>
-        <w:t>So in the first verse Guru Ramdas ji is saying The Court of the Omnipresent Creator is Within ਜਿਸੁ ਕੈ ਘਰਿ ਦੀਬਾਨੁ ਹਰਿ ਹੋਵੈ Jis Kaiy Ghar Diban Har Hoveiy.</w:t>
-      </w:r>
-    </w:p>
-    <w:p>
-      <w:pPr>
-        <w:ind w:left="680"/>
-      </w:pPr>
-      <w:r>
-        <w:rPr>
-          <w:rFonts w:ascii="Arial" w:hAnsi="Arial"/>
-          <w:b w:val="0"/>
-          <w:i/>
-          <w:color w:val="404040"/>
-          <w:sz w:val="20"/>
-        </w:rPr>
-        <w:t>Then Patshah says ਤਿਸ ਕੀ ਮੁਠੀ ਵਿਚਿ ਜਗਤੁ ਸਭੁ ਆਇਆ Tis Ki Muthi Vich Jagt Sabh Aiya. Realization of such puts the Entirety of our life into the Creator’s hand – into the Creator’s Hukm or will.</w:t>
-      </w:r>
-    </w:p>
-    <w:p>
-      <w:pPr>
-        <w:ind w:left="680"/>
-      </w:pPr>
-      <w:r>
-        <w:rPr>
-          <w:rFonts w:ascii="Arial" w:hAnsi="Arial"/>
-          <w:b w:val="0"/>
-          <w:i/>
-          <w:color w:val="404040"/>
-          <w:sz w:val="20"/>
-        </w:rPr>
-        <w:t>The second verse speaks of the outcome of such a realization ਤਿਸ ਕਉ ਤਲਕੀ ਕਿਸੈ ਦੀ ਨਾਹੀ ਹਰਿ ਦੀਬਾਨਿ ਸਭਿ ਆਣਿ ਪੈਰੀ ਪਾਇਆ Tis Kao Talki Kiseiy Di Nahi Har Diban Sabh Aann Pairi Paya.  The phrase ਤਲਕੀ ਕਿਸੈ ਦੀ ਨਾਹੀ Tis Kao Talki Kiseiy Di Nahi means the subjugation of none, the fear of none, the dread of none.</w:t>
-      </w:r>
-    </w:p>
-    <w:p>
-      <w:pPr>
-        <w:ind w:left="680"/>
-      </w:pPr>
-      <w:r>
-        <w:rPr>
-          <w:rFonts w:ascii="Arial" w:hAnsi="Arial"/>
-          <w:b w:val="0"/>
-          <w:i/>
-          <w:color w:val="404040"/>
-          <w:sz w:val="20"/>
-        </w:rPr>
-        <w:t>So the outcome of Realization that the Court of the Omnipresent Creator is within is the REMOVAL of subjugation to any OTHER entity. Any entity other than the Creator within.</w:t>
-      </w:r>
-    </w:p>
-    <w:p>
-      <w:pPr>
-        <w:ind w:left="680"/>
-      </w:pPr>
-      <w:r>
-        <w:rPr>
-          <w:rFonts w:ascii="Arial" w:hAnsi="Arial"/>
-          <w:b w:val="0"/>
-          <w:i/>
-          <w:color w:val="404040"/>
-          <w:sz w:val="20"/>
-        </w:rPr>
-        <w:t>The message is crystal clear – A Sikh of the SGGS, a Sikh of Gurbani does not subject himself or herself to any COURT, any Diban, any Dargah that is under the jurisdiction of any entity OTHER than the Creator Within.</w:t>
-      </w:r>
-    </w:p>
-    <w:p>
-      <w:pPr>
-        <w:ind w:left="680"/>
-      </w:pPr>
-      <w:r>
-        <w:rPr>
-          <w:rFonts w:ascii="Arial" w:hAnsi="Arial"/>
-          <w:b w:val="0"/>
-          <w:i/>
-          <w:color w:val="404040"/>
-          <w:sz w:val="20"/>
-        </w:rPr>
-        <w:t>This single verse alone is sufficient to discard all the external entities such as the Dargah of the afterlife, Dhrm raj, Chitargupt etc. A Sikh is NOT subject to any such concocted entities.</w:t>
+        <w:t>В следующем стихе Гуру Рамдас говорит:</w:t>
       </w:r>
     </w:p>
     <w:p>
@@ -1497,7 +2766,7 @@
               <a:graphicData uri="http://schemas.openxmlformats.org/drawingml/2006/picture">
                 <pic:pic>
                   <pic:nvPicPr>
-                    <pic:cNvPr id="0" name="dargah_karminder_sikhi-concepts_10.jpg"/>
+                    <pic:cNvPr id="0" name="img_055.jpg"/>
                     <pic:cNvPicPr/>
                   </pic:nvPicPr>
                   <pic:blipFill>
@@ -1522,25 +2791,12 @@
     </w:p>
     <w:p>
       <w:pPr>
-        <w:ind w:left="680"/>
+        <w:jc w:val="center"/>
       </w:pPr>
       <w:r>
         <w:rPr>
           <w:rFonts w:ascii="Arial" w:hAnsi="Arial"/>
-          <w:b w:val="0"/>
-          <w:i/>
-          <w:color w:val="404040"/>
-          <w:sz w:val="20"/>
-        </w:rPr>
-        <w:t>In the next verse Guru Ramdas ji says</w:t>
-      </w:r>
-    </w:p>
-    <w:p>
-      <w:r>
-        <w:rPr>
-          <w:rFonts w:ascii="Arial" w:hAnsi="Arial"/>
           <w:b/>
-          <w:i w:val="0"/>
           <w:color w:val="550000"/>
           <w:sz w:val="26"/>
         </w:rPr>
@@ -1554,12 +2810,65 @@
       <w:r>
         <w:rPr>
           <w:rFonts w:ascii="Arial" w:hAnsi="Arial"/>
-          <w:b w:val="0"/>
           <w:i/>
           <w:color w:val="404040"/>
           <w:sz w:val="20"/>
         </w:rPr>
-        <w:t>Mannsa Kioh Dibannho Koee Nus Bhaj Nikleiy Har Dibannho Koyi Kitheiy Jaya.</w:t>
+        <w:t>Маннса Кихо Дибаннхо Кои Нас Бхадж Никлэй Хар Дибаннхо Кои Китхэй Джайя.</w:t>
+      </w:r>
+    </w:p>
+    <w:p>
+      <w:r>
+        <w:rPr>
+          <w:rFonts w:ascii="Arial" w:hAnsi="Arial"/>
+          <w:b w:val="0"/>
+          <w:color w:val="000000"/>
+          <w:sz w:val="22"/>
+        </w:rPr>
+        <w:t xml:space="preserve">Смысл: зачем человеку — </w:t>
+      </w:r>
+      <w:r>
+        <w:rPr>
+          <w:rFonts w:ascii="Arial" w:hAnsi="Arial"/>
+          <w:b w:val="0"/>
+          <w:color w:val="550000"/>
+          <w:sz w:val="22"/>
+        </w:rPr>
+        <w:t>ਮਾਣਸਾ</w:t>
+      </w:r>
+      <w:r>
+        <w:rPr>
+          <w:rFonts w:ascii="Arial" w:hAnsi="Arial"/>
+          <w:b w:val="0"/>
+          <w:color w:val="000000"/>
+          <w:sz w:val="22"/>
+        </w:rPr>
+        <w:t xml:space="preserve"> Маннса — отвергать Суд, пребывающий внутри? Есть ли другой Суд Хари, в который мог бы уйти человек?</w:t>
+      </w:r>
+    </w:p>
+    <w:p>
+      <w:r>
+        <w:rPr>
+          <w:rFonts w:ascii="Arial" w:hAnsi="Arial"/>
+          <w:b w:val="0"/>
+          <w:color w:val="000000"/>
+          <w:sz w:val="22"/>
+        </w:rPr>
+        <w:t>Затем Гуруджи говорит:</w:t>
+      </w:r>
+    </w:p>
+    <w:p>
+      <w:pPr>
+        <w:jc w:val="center"/>
+      </w:pPr>
+      <w:r>
+        <w:rPr>
+          <w:rFonts w:ascii="Arial" w:hAnsi="Arial"/>
+          <w:b/>
+          <w:color w:val="550000"/>
+          <w:sz w:val="26"/>
+        </w:rPr>
+        <w:t>ਸੋ ਐਸਾ ਹਰਿ ਦੀਬਾਨੁ ਵਸਿਆ ਭਗਤਾ ਕੈ ਹਿਰਦੈ ਤਿਨਿ ਰਹਦੇ ਖੁਹਦੇ ਆਣਿ ਸਭਿ ਭਗਤਾ ਅਗੈ ਖਲਵਾਇਆ ॥</w:t>
       </w:r>
     </w:p>
     <w:p>
@@ -1569,12 +2878,187 @@
       <w:r>
         <w:rPr>
           <w:rFonts w:ascii="Arial" w:hAnsi="Arial"/>
-          <w:b w:val="0"/>
           <w:i/>
           <w:color w:val="404040"/>
           <w:sz w:val="20"/>
         </w:rPr>
-        <w:t>Meaning: Why would any human being ਮਾਣਸਾ Mannsa Har Dibannho Koyi Kitheiy Jaya discard such a Court, such a Diban ਕਿਅਹੁ ਦੀਬਾਣਹੁ ਕੋਈ ਨਸਿ ਭਜਿ ਨਿਕਲੈ Kioh Dibannho Koee Nus Bhaj Nikleiy and what other court other than the Court of the Creator Within is there to go to ਹਰਿ ਦੀਬਾਣਹੁ ਕੋਈ ਕਿਥੈ ਜਾਇਆ Har Dibannho Koyi Kitheiy Jaya?</w:t>
+        <w:t>Со Айса Хар Дибан Васья Бхагтан Кай Хирдэй Тин Рехдэй Кухдэй Аан Сабх Бхагтан Агэй Кхалвайя.</w:t>
+      </w:r>
+    </w:p>
+    <w:p>
+      <w:r>
+        <w:rPr>
+          <w:rFonts w:ascii="Arial" w:hAnsi="Arial"/>
+          <w:b w:val="0"/>
+          <w:color w:val="000000"/>
+          <w:sz w:val="22"/>
+        </w:rPr>
+        <w:t xml:space="preserve">Смысл: таков Суд Творца — </w:t>
+      </w:r>
+      <w:r>
+        <w:rPr>
+          <w:rFonts w:ascii="Arial" w:hAnsi="Arial"/>
+          <w:b w:val="0"/>
+          <w:color w:val="550000"/>
+          <w:sz w:val="22"/>
+        </w:rPr>
+        <w:t>ਸੋ</w:t>
+      </w:r>
+      <w:r>
+        <w:rPr>
+          <w:rFonts w:ascii="Arial" w:hAnsi="Arial"/>
+          <w:b w:val="0"/>
+          <w:color w:val="000000"/>
+          <w:sz w:val="22"/>
+        </w:rPr>
+        <w:t xml:space="preserve"> </w:t>
+      </w:r>
+      <w:r>
+        <w:rPr>
+          <w:rFonts w:ascii="Arial" w:hAnsi="Arial"/>
+          <w:b w:val="0"/>
+          <w:color w:val="550000"/>
+          <w:sz w:val="22"/>
+        </w:rPr>
+        <w:t>ਐਸਾ</w:t>
+      </w:r>
+      <w:r>
+        <w:rPr>
+          <w:rFonts w:ascii="Arial" w:hAnsi="Arial"/>
+          <w:b w:val="0"/>
+          <w:color w:val="000000"/>
+          <w:sz w:val="22"/>
+        </w:rPr>
+        <w:t xml:space="preserve"> </w:t>
+      </w:r>
+      <w:r>
+        <w:rPr>
+          <w:rFonts w:ascii="Arial" w:hAnsi="Arial"/>
+          <w:b w:val="0"/>
+          <w:color w:val="550000"/>
+          <w:sz w:val="22"/>
+        </w:rPr>
+        <w:t>ਹਰਿ</w:t>
+      </w:r>
+      <w:r>
+        <w:rPr>
+          <w:rFonts w:ascii="Arial" w:hAnsi="Arial"/>
+          <w:b w:val="0"/>
+          <w:color w:val="000000"/>
+          <w:sz w:val="22"/>
+        </w:rPr>
+        <w:t xml:space="preserve"> </w:t>
+      </w:r>
+      <w:r>
+        <w:rPr>
+          <w:rFonts w:ascii="Arial" w:hAnsi="Arial"/>
+          <w:b w:val="0"/>
+          <w:color w:val="550000"/>
+          <w:sz w:val="22"/>
+        </w:rPr>
+        <w:t>ਦੀਬਾਨੁ</w:t>
+      </w:r>
+      <w:r>
+        <w:rPr>
+          <w:rFonts w:ascii="Arial" w:hAnsi="Arial"/>
+          <w:b w:val="0"/>
+          <w:color w:val="000000"/>
+          <w:sz w:val="22"/>
+        </w:rPr>
+        <w:t xml:space="preserve"> Со Айса Хар Дибан — он утвердился в Сердце преданных, и все приходящие оказываются перед лицом этих преданных.</w:t>
+      </w:r>
+    </w:p>
+    <w:p>
+      <w:r>
+        <w:rPr>
+          <w:rFonts w:ascii="Arial" w:hAnsi="Arial"/>
+          <w:b w:val="0"/>
+          <w:color w:val="000000"/>
+          <w:sz w:val="22"/>
+        </w:rPr>
+        <w:t>Послание кристально ясно. Когда к человеку приходит Осознание Суда Творца внутри, всё вокруг преображается.</w:t>
+      </w:r>
+    </w:p>
+    <w:p>
+      <w:r>
+        <w:rPr>
+          <w:rFonts w:ascii="Arial" w:hAnsi="Arial"/>
+          <w:b w:val="0"/>
+          <w:color w:val="000000"/>
+          <w:sz w:val="22"/>
+        </w:rPr>
+        <w:t>Для Сикха Гурбани так называемый Дарга, или Суд в загробной жизни, существует не более, чем вымышленная история.</w:t>
+      </w:r>
+    </w:p>
+    <w:p>
+      <w:r>
+        <w:rPr>
+          <w:rFonts w:ascii="Arial" w:hAnsi="Arial"/>
+          <w:b w:val="0"/>
+          <w:color w:val="000000"/>
+          <w:sz w:val="22"/>
+        </w:rPr>
+        <w:t>Смысл стиха: зачем человеку отвергать Суд внутри? Куда ещё можно уйти от Суда Хари?</w:t>
+      </w:r>
+    </w:p>
+    <w:p>
+      <w:r>
+        <w:rPr>
+          <w:rFonts w:ascii="Arial" w:hAnsi="Arial"/>
+          <w:b w:val="0"/>
+          <w:color w:val="000000"/>
+          <w:sz w:val="22"/>
+        </w:rPr>
+        <w:t>По существу, пийарео, то, что сделала Гурбани — она Освободила нас от всего нарратива о Дарга в загробной жизни, созданного на основе четырёхтысячелетнего старого холста.</w:t>
+      </w:r>
+    </w:p>
+    <w:p>
+      <w:r>
+        <w:rPr>
+          <w:rFonts w:ascii="Arial" w:hAnsi="Arial"/>
+          <w:b w:val="0"/>
+          <w:color w:val="000000"/>
+          <w:sz w:val="22"/>
+        </w:rPr>
+        <w:t>Жизнь и без того нелегка, чтобы ещё верить, что вся вселенная только и ждёт, чтобы осудить тебя после смерти.</w:t>
+      </w:r>
+    </w:p>
+    <w:p>
+      <w:r>
+        <w:rPr>
+          <w:rFonts w:ascii="Arial" w:hAnsi="Arial"/>
+          <w:b w:val="0"/>
+          <w:color w:val="000000"/>
+          <w:sz w:val="22"/>
+        </w:rPr>
+        <w:t>Именно этот страх Гуру Нанак и Гурбани стремятся освободить нас от него. Нет никакого суда в загробной жизни. Суд — здесь, сейчас, в нашей нынешней жизни, и он — внутри.</w:t>
+      </w:r>
+    </w:p>
+    <w:p>
+      <w:r>
+        <w:rPr>
+          <w:rFonts w:ascii="Arial" w:hAnsi="Arial"/>
+          <w:b w:val="0"/>
+          <w:color w:val="000000"/>
+          <w:sz w:val="22"/>
+        </w:rPr>
+        <w:t>Суд — это наша Совесть. Каждая мысль, каждое слово, каждый поступок — подвергаются суду нашей Совести в каждое мгновение нашей жизни.</w:t>
+      </w:r>
+    </w:p>
+    <w:p>
+      <w:pPr>
+        <w:jc w:val="center"/>
+      </w:pPr>
+      <w:r>
+        <w:rPr>
+          <w:rFonts w:ascii="Arial" w:hAnsi="Arial"/>
+          <w:b/>
+          <w:color w:val="550000"/>
+          <w:sz w:val="26"/>
+        </w:rPr>
+        <w:t>ਅੰਦਰਿ ਰਾਜਾ ਤਖਤੁ ਹੈ ਆਪੇ ਕਰੇ ਨਿਆਉ ॥</w:t>
+        <w:br/>
+        <w:t>ਗੁਰ ਸਬਦੀ ਦਰੁ ਜਾਣੀਐ ਅੰਦਰਿ ਮਹਲੁ ਅਸਰਾਉ ॥</w:t>
       </w:r>
     </w:p>
     <w:p>
@@ -1584,276 +3068,115 @@
       <w:r>
         <w:rPr>
           <w:rFonts w:ascii="Arial" w:hAnsi="Arial"/>
-          <w:b w:val="0"/>
           <w:i/>
           <w:color w:val="404040"/>
           <w:sz w:val="20"/>
         </w:rPr>
-        <w:t>Then in the next verse Guruji says:</w:t>
+        <w:t>Андар Раджа Тахт Хай Апэй Крэй Ниао.</w:t>
+        <w:br/>
+        <w:t>Гур Шабди Дар Джанееай Андар Мехл Асрао.</w:t>
       </w:r>
     </w:p>
     <w:p>
       <w:r>
         <w:rPr>
           <w:rFonts w:ascii="Arial" w:hAnsi="Arial"/>
-          <w:b/>
-          <w:i w:val="0"/>
+          <w:b w:val="0"/>
+          <w:color w:val="000000"/>
+          <w:sz w:val="22"/>
+        </w:rPr>
+        <w:t xml:space="preserve">Царь пребывает внутри — </w:t>
+      </w:r>
+      <w:r>
+        <w:rPr>
+          <w:rFonts w:ascii="Arial" w:hAnsi="Arial"/>
+          <w:b w:val="0"/>
           <w:color w:val="550000"/>
-          <w:sz w:val="26"/>
-        </w:rPr>
-        <w:t>ਸੋ ਐਸਾ ਹਰਿ ਦੀਬਾਨੁ ਵਸਿਆ ਭਗਤਾ ਕੈ ਹਿਰਦੈ ਤਿਨਿ ਰਹਦੇ ਖੁਹਦੇ ਆਣਿ ਸਭਿ ਭਗਤਾ ਅਗੈ ਖਲਵਾਇਆ ॥</w:t>
+          <w:sz w:val="22"/>
+        </w:rPr>
+        <w:t>ਅੰਦਰਿ</w:t>
+      </w:r>
+      <w:r>
+        <w:rPr>
+          <w:rFonts w:ascii="Arial" w:hAnsi="Arial"/>
+          <w:b w:val="0"/>
+          <w:color w:val="000000"/>
+          <w:sz w:val="22"/>
+        </w:rPr>
+        <w:t xml:space="preserve"> </w:t>
+      </w:r>
+      <w:r>
+        <w:rPr>
+          <w:rFonts w:ascii="Arial" w:hAnsi="Arial"/>
+          <w:b w:val="0"/>
+          <w:color w:val="550000"/>
+          <w:sz w:val="22"/>
+        </w:rPr>
+        <w:t>ਰਾਜਾ</w:t>
+      </w:r>
+      <w:r>
+        <w:rPr>
+          <w:rFonts w:ascii="Arial" w:hAnsi="Arial"/>
+          <w:b w:val="0"/>
+          <w:color w:val="000000"/>
+          <w:sz w:val="22"/>
+        </w:rPr>
+        <w:t xml:space="preserve"> Андар Раджа. Его Трон — внутри. Суд — внутри. Всё это — в настоящем.</w:t>
       </w:r>
     </w:p>
     <w:p>
-      <w:pPr>
-        <w:ind w:left="680"/>
-      </w:pPr>
       <w:r>
         <w:rPr>
           <w:rFonts w:ascii="Arial" w:hAnsi="Arial"/>
           <w:b w:val="0"/>
-          <w:i/>
-          <w:color w:val="404040"/>
-          <w:sz w:val="20"/>
-        </w:rPr>
-        <w:t>So Aisa Har Diban Vasiya Bhagtan Kaiy Hirdaiy Tin Rehndey Kuhndey Aann Sabh Bhagtan Agaiy Khalvaiya.</w:t>
+          <w:color w:val="000000"/>
+          <w:sz w:val="22"/>
+        </w:rPr>
+        <w:t>Когда ты перестаёшь бояться Дарга в загробной жизни, ты начинаешь прислушиваться к Дарга внутри.</w:t>
       </w:r>
     </w:p>
     <w:p>
-      <w:pPr>
-        <w:ind w:left="680"/>
-      </w:pPr>
       <w:r>
         <w:rPr>
           <w:rFonts w:ascii="Arial" w:hAnsi="Arial"/>
           <w:b w:val="0"/>
-          <w:i/>
-          <w:color w:val="404040"/>
-          <w:sz w:val="20"/>
-        </w:rPr>
-        <w:t>Meaning Such is the court of the Creator ਸੋ ਐਸਾ ਹਰਿ ਦੀਬਾਨੁ So Aisa Har Diban Tin Aann. Such is the court of the Creator that is located within the conscience ਵਸਿਆ ਭਗਤਾ ਕੈ ਹਿਰਦੈ Vasiya Bhagtan Kaiy Hirdaiy. The Court is within the Conscience. So much so that all other insignificant courts ਰਹਦੇ ਖੁਹਦੇ Rehndey Kuhndey vanish in such realization ਸਭਿ ਭਗਤਾ ਅਗੈ ਖਲਵਾਇਆ Sabh Bhagtan Agaiy Khalvaiya.</w:t>
+          <w:color w:val="000000"/>
+          <w:sz w:val="22"/>
+        </w:rPr>
+        <w:t>Когда ты отвергаешь придуманный нарратив о Дарга в загробной жизни, ты обретаешь понимание Гурбани о Дарга внутри.</w:t>
       </w:r>
     </w:p>
     <w:p>
-      <w:pPr>
-        <w:ind w:left="680"/>
-      </w:pPr>
       <w:r>
         <w:rPr>
           <w:rFonts w:ascii="Arial" w:hAnsi="Arial"/>
           <w:b w:val="0"/>
-          <w:i/>
-          <w:color w:val="404040"/>
-          <w:sz w:val="20"/>
-        </w:rPr>
-        <w:t>The message is crystal clear. Once Realization of the Court of the Creator Within comes, settles in, and becomes a reality of our Spirituality in the HERE and NOW – all other courts become insignificant, become inconsequential, become irrelevant.  Guru ji uses the words ਰਹਦੇ ਖੁਹਦੇ ਦੀਬਾਨੁ Rehndey Kuhndey Diban in comparison to ਹਰਿ ਦੀਬਾਨੁ Har Diban. The idiom ਰਹਦੇ ਖੁਹਦੇ Rehndey Kuhndey means trivial, petty, frivolous and irrelevant remnants.</w:t>
+          <w:color w:val="000000"/>
+          <w:sz w:val="22"/>
+        </w:rPr>
+        <w:t>Ты начинаешь слышать Голос своей Совести как Голос Творца внутри — Который судит, Который оценивает, Который наставляет тебя в каждое мгновение твоей настоящей жизни.</w:t>
       </w:r>
     </w:p>
     <w:p>
-      <w:pPr>
-        <w:ind w:left="680"/>
-      </w:pPr>
       <w:r>
         <w:rPr>
           <w:rFonts w:ascii="Arial" w:hAnsi="Arial"/>
           <w:b w:val="0"/>
-          <w:i/>
-          <w:color w:val="404040"/>
-          <w:sz w:val="20"/>
-        </w:rPr>
-        <w:t>To a Sikh of Gurbani, the so called Dargah, or Court of judgement in the afterlife is as frivolous as it is irrelevant.</w:t>
+          <w:color w:val="000000"/>
+          <w:sz w:val="22"/>
+        </w:rPr>
+        <w:t>Когда ты отвергаешь нарративы, которые сама Гурбани отвергла, нарративы четырёхтысячелетнего старого холста, ты начинаешь жить по Гурбани.</w:t>
       </w:r>
     </w:p>
     <w:p>
-      <w:pPr>
-        <w:ind w:left="680"/>
-      </w:pPr>
       <w:r>
         <w:rPr>
           <w:rFonts w:ascii="Arial" w:hAnsi="Arial"/>
           <w:b w:val="0"/>
-          <w:i/>
-          <w:color w:val="404040"/>
-          <w:sz w:val="20"/>
-        </w:rPr>
-        <w:t>The meaning of the verse is: Why would any human being discard the Court within; What other court other than the Court of the Creator Within is there to go to. Such is the court of the Creator that is located within the conscience of Divine Seekers (Bhagats) that all other insignificant courts vanish in such realization.</w:t>
-      </w:r>
-    </w:p>
-    <w:p>
-      <w:pPr>
-        <w:ind w:left="680"/>
-      </w:pPr>
-      <w:r>
-        <w:rPr>
-          <w:rFonts w:ascii="Arial" w:hAnsi="Arial"/>
-          <w:b w:val="0"/>
-          <w:i/>
-          <w:color w:val="404040"/>
-          <w:sz w:val="20"/>
-        </w:rPr>
-        <w:t>In essence then pyareo, what Gurbani has done is to Liberate us from the entire pre 1468 Canvas.  To free us from the debilitating and crippling fear of the clergy concocted concepts of the 4K year old canvas.</w:t>
-      </w:r>
-    </w:p>
-    <w:p>
-      <w:pPr>
-        <w:ind w:left="680"/>
-      </w:pPr>
-      <w:r>
-        <w:rPr>
-          <w:rFonts w:ascii="Arial" w:hAnsi="Arial"/>
-          <w:b w:val="0"/>
-          <w:i/>
-          <w:color w:val="404040"/>
-          <w:sz w:val="20"/>
-        </w:rPr>
-        <w:t>Life is difficult enough without having to believe that the entire universe is just waiting to consign us to an eternal hell. And that is exactly what the 4K year old Canvas and our clergy want us to believe. That we are given an infinitely miniscule span for our life and that what awaits us in the afterlife is a terrifying judgment in a petrifying court, at the hands of of a horrifying judge who is just waiting to confine us into 21 hells for eternity for some petty wrongdoings and have us to go through 8.4 million life forms of cats, rats, bats and cockroaches.</w:t>
-      </w:r>
-    </w:p>
-    <w:p>
-      <w:pPr>
-        <w:ind w:left="680"/>
-      </w:pPr>
-      <w:r>
-        <w:rPr>
-          <w:rFonts w:ascii="Arial" w:hAnsi="Arial"/>
-          <w:b w:val="0"/>
-          <w:i/>
-          <w:color w:val="404040"/>
-          <w:sz w:val="20"/>
-        </w:rPr>
-        <w:t>This is the fear from which Guru Nanak and Gurbani seek to liberate us from. There is no court of judgement, no Dargah, no kacheri, no saynyamni in the afterlife.  The only court is the one within us. In the here and now.</w:t>
-      </w:r>
-    </w:p>
-    <w:p>
-      <w:pPr>
-        <w:ind w:left="680"/>
-      </w:pPr>
-      <w:r>
-        <w:rPr>
-          <w:rFonts w:ascii="Arial" w:hAnsi="Arial"/>
-          <w:b w:val="0"/>
-          <w:i/>
-          <w:color w:val="404040"/>
-          <w:sz w:val="20"/>
-        </w:rPr>
-        <w:t>The court of judgement is our conscience. Every thought, every word, every action of ours is judged right within us, in the very instant, and a judgement delivered by our conscience right there and there. We have to listen to our conscience. We have to silence the background noises in our mind that tell us to ignore our conscience. We have to refrain our attempts to silence our conscience. Instead, we have to empower our conscience. Gurbani is the source of this empowerment. The messages of Gurbani are the nourishment for our conscience. The voice of our conscience is the voice of the creator within us. Gurbani tells us to seat the Creator Within – on His Throne Within – In His Court Within – which is   our Conscience.</w:t>
-      </w:r>
-    </w:p>
-    <w:p>
-      <w:r>
-        <w:rPr>
-          <w:rFonts w:ascii="Arial" w:hAnsi="Arial"/>
-          <w:b/>
-          <w:i w:val="0"/>
-          <w:color w:val="550000"/>
-          <w:sz w:val="26"/>
-        </w:rPr>
-        <w:t>ਅੰਦਰਿ ਰਾਜਾ ਤਖਤੁ ਹੈ ਆਪੇ ਕਰੇ ਨਿਆਉ ॥ ਗੁਰ ਸਬਦੀ ਦਰੁ ਜਾਣੀਐ ਅੰਦਰਿ ਮਹਲੁ ਅਸਰਾਉ ॥</w:t>
-      </w:r>
-    </w:p>
-    <w:p>
-      <w:pPr>
-        <w:ind w:left="680"/>
-      </w:pPr>
-      <w:r>
-        <w:rPr>
-          <w:rFonts w:ascii="Arial" w:hAnsi="Arial"/>
-          <w:b w:val="0"/>
-          <w:i/>
-          <w:color w:val="404040"/>
-          <w:sz w:val="20"/>
-        </w:rPr>
-        <w:t>Ander Raja Takhat Hai Apey Krey Nioao. Gur Shabdi Dar Janeeaiy Ander Mehl Asrao.</w:t>
-      </w:r>
-    </w:p>
-    <w:p>
-      <w:pPr>
-        <w:ind w:left="680"/>
-      </w:pPr>
-      <w:r>
-        <w:rPr>
-          <w:rFonts w:ascii="Arial" w:hAnsi="Arial"/>
-          <w:b w:val="0"/>
-          <w:i/>
-          <w:color w:val="404040"/>
-          <w:sz w:val="20"/>
-        </w:rPr>
-        <w:t>The King is Within ਅੰਦਰਿ ਰਾਜਾ Ander Raja His Throne on which he sits is Within ਅੰਦਰਿ ਰਾਜਾ ਤਖਤੁ ਹੈ Ander Raja Takhat Hai. The Justice, the law, the rules, the judgement is also Within ਅੰਦਰਿ ਰਾਜਾ ਤਖਤੁ ਹੈ ਆਪੇ ਕਰੇ ਨਿਆਉ Ander Raja Takhat Hai Apey Krey Nioao.</w:t>
-      </w:r>
-    </w:p>
-    <w:p>
-      <w:pPr>
-        <w:ind w:left="680"/>
-      </w:pPr>
-      <w:r>
-        <w:rPr>
-          <w:rFonts w:ascii="Arial" w:hAnsi="Arial"/>
-          <w:b w:val="0"/>
-          <w:i/>
-          <w:color w:val="404040"/>
-          <w:sz w:val="20"/>
-        </w:rPr>
-        <w:t>When You Stop Fearing the Dargah of the After Life, You Start to Listen to the Dargah Within in the Here and Now</w:t>
-      </w:r>
-    </w:p>
-    <w:p>
-      <w:pPr>
-        <w:ind w:left="680"/>
-      </w:pPr>
-      <w:r>
-        <w:rPr>
-          <w:rFonts w:ascii="Arial" w:hAnsi="Arial"/>
-          <w:b w:val="0"/>
-          <w:i/>
-          <w:color w:val="404040"/>
-          <w:sz w:val="20"/>
-        </w:rPr>
-        <w:t>When You Discard the concocted notion of Dargah in the Afterlife. You Acquire the Gurbani Notion of Dargah Within us in the Here and Now.</w:t>
-      </w:r>
-    </w:p>
-    <w:p>
-      <w:pPr>
-        <w:ind w:left="680"/>
-      </w:pPr>
-      <w:r>
-        <w:rPr>
-          <w:rFonts w:ascii="Arial" w:hAnsi="Arial"/>
-          <w:b w:val="0"/>
-          <w:i/>
-          <w:color w:val="404040"/>
-          <w:sz w:val="20"/>
-        </w:rPr>
-        <w:t>You start to listen to the Voice of your Conscience as the Voice of the Creator Within, When You Stop Chasing the Spirituality of Life After Death. You Start Living the Spirituality of Here and Now. And You Allow the Spirituality of HUKM to live within You</w:t>
-      </w:r>
-    </w:p>
-    <w:p>
-      <w:pPr>
-        <w:ind w:left="680"/>
-      </w:pPr>
-      <w:r>
-        <w:rPr>
-          <w:rFonts w:ascii="Arial" w:hAnsi="Arial"/>
-          <w:b w:val="0"/>
-          <w:i/>
-          <w:color w:val="404040"/>
-          <w:sz w:val="20"/>
-        </w:rPr>
-        <w:t>When You Discard the Gurbani Discarded Narratives of the 4K years Old Canvas, You start living the Truths of Gurbani.</w:t>
-      </w:r>
-    </w:p>
-    <w:p>
-      <w:pPr>
-        <w:ind w:left="680"/>
-      </w:pPr>
-      <w:r>
-        <w:rPr>
-          <w:rFonts w:ascii="Arial" w:hAnsi="Arial"/>
-          <w:b w:val="0"/>
-          <w:i/>
-          <w:color w:val="404040"/>
-          <w:sz w:val="20"/>
-        </w:rPr>
-        <w:t>The next video will examine the concepts of Dhrm Raj. It will attempt to provide the new, redefined, and Gurbani meanings as outlined within the 1429 pages of the SGGS.</w:t>
+          <w:color w:val="000000"/>
+          <w:sz w:val="22"/>
+        </w:rPr>
+        <w:t>В следующем выпуске мы рассмотрим концепцию Дхарм Раджа. Там мы попытаемся дать новый, переопределённый нарратив этой концепции согласно Гурбани.</w:t>
       </w:r>
     </w:p>
     <w:sectPr>
